--- a/ARI-510-Machine-Learning/Assignment 1/ARI 510 Graduate Report Assignment 1.docx
+++ b/ARI-510-Machine-Learning/Assignment 1/ARI 510 Graduate Report Assignment 1.docx
@@ -47,15 +47,7 @@
         <w:t xml:space="preserve"> </w:t>
       </w:r>
       <w:r>
-        <w:t xml:space="preserve">Machine Learning Library. From here we will systematically measure the </w:t>
-      </w:r>
-      <w:proofErr w:type="gramStart"/>
-      <w:r>
-        <w:t>effectiveness</w:t>
-      </w:r>
-      <w:proofErr w:type="gramEnd"/>
-      <w:r>
-        <w:t xml:space="preserve"> different algorithms using scores in precision, f1, recall, accuracy, and finally a confusion matrix.</w:t>
+        <w:t>Machine Learning Library. From here we will systematically measure the effectiveness different algorithms using scores in precision, f1, recall, accuracy, and finally a confusion matrix.</w:t>
       </w:r>
     </w:p>
     <w:p>
@@ -85,13 +77,7 @@
         <w:ind w:firstLine="720"/>
       </w:pPr>
       <w:r>
-        <w:t xml:space="preserve">The following illustrates the models </w:t>
-      </w:r>
-      <w:r>
-        <w:t xml:space="preserve">chosen </w:t>
-      </w:r>
-      <w:r>
-        <w:t xml:space="preserve">for this specific instantiation of this experiment and a deliberation of summarization of findings regarding how the models operate internally. Research was conducted through conceptual chats with </w:t>
+        <w:t xml:space="preserve">The following illustrates the models chosen for this specific instantiation of this experiment and a deliberation of summarization of findings regarding how the models operate internally. Research was conducted through conceptual chats with </w:t>
       </w:r>
       <w:proofErr w:type="spellStart"/>
       <w:r>
@@ -144,39 +130,7 @@
     </w:p>
     <w:p>
       <w:r>
-        <w:t xml:space="preserve">KNN creates a datapoint and plots it against datapoints in the models training set. It then measures the distance between the nearest (k) data points and determines which classified neighbors hold the majority. It then classifies the data point as </w:t>
-      </w:r>
-      <w:proofErr w:type="gramStart"/>
-      <w:r>
-        <w:t>it's</w:t>
-      </w:r>
-      <w:proofErr w:type="gramEnd"/>
-      <w:r>
-        <w:t xml:space="preserve"> technically nearest neighbors. KNN is </w:t>
-      </w:r>
-      <w:proofErr w:type="gramStart"/>
-      <w:r>
-        <w:t>fairly unique</w:t>
-      </w:r>
-      <w:proofErr w:type="gramEnd"/>
-      <w:r>
-        <w:t xml:space="preserve"> in </w:t>
-      </w:r>
-      <w:proofErr w:type="gramStart"/>
-      <w:r>
-        <w:t>a sense</w:t>
-      </w:r>
-      <w:proofErr w:type="gramEnd"/>
-      <w:r>
-        <w:t xml:space="preserve"> that it doesn't </w:t>
-      </w:r>
-      <w:proofErr w:type="gramStart"/>
-      <w:r>
-        <w:t>actually store</w:t>
-      </w:r>
-      <w:proofErr w:type="gramEnd"/>
-      <w:r>
-        <w:t xml:space="preserve"> an internal model but instead just runs calculations on the current data point against the plotted training set.</w:t>
+        <w:t>KNN creates a datapoint and plots it against datapoints in the models training set. It then measures the distance between the nearest (k) data points and determines which classified neighbors hold the majority. It then classifies the data point as it's technically nearest neighbors. KNN is fairly unique in a sense that it doesn't actually store an internal model but instead just runs calculations on the current data point against the plotted training set.</w:t>
       </w:r>
     </w:p>
     <w:p/>
@@ -225,15 +179,7 @@
         <w:t xml:space="preserve"> </w:t>
       </w:r>
       <w:r>
-        <w:t xml:space="preserve">the points from each group are projected onto that line drawn through the </w:t>
-      </w:r>
-      <w:proofErr w:type="gramStart"/>
-      <w:r>
-        <w:t>groups</w:t>
-      </w:r>
-      <w:proofErr w:type="gramEnd"/>
-      <w:r>
-        <w:t xml:space="preserve"> best distinction. From here it is simple to create a simple threshold between the two groups and a simple way to provide distinction given the new data points representation on this linear representation of the 2 classes.</w:t>
+        <w:t>the points from each group are projected onto that line drawn through the groups best distinction. From here it is simple to create a simple threshold between the two groups and a simple way to provide distinction given the new data points representation on this linear representation of the 2 classes.</w:t>
       </w:r>
     </w:p>
     <w:p>
@@ -286,23 +232,7 @@
     </w:p>
     <w:p>
       <w:r>
-        <w:t xml:space="preserve">It then multiplies all the probabilities together to determine if the label will signal. </w:t>
-      </w:r>
-      <w:proofErr w:type="gramStart"/>
-      <w:r>
-        <w:t>It's</w:t>
-      </w:r>
-      <w:proofErr w:type="gramEnd"/>
-      <w:r>
-        <w:t xml:space="preserve"> simplicity makes it highly efficient and fast. </w:t>
-      </w:r>
-      <w:proofErr w:type="gramStart"/>
-      <w:r>
-        <w:t>Unfortunately</w:t>
-      </w:r>
-      <w:proofErr w:type="gramEnd"/>
-      <w:r>
-        <w:t xml:space="preserve"> it also brings into account features that could be completely unrelated to the label and multiplies them in at the same weight of highly correlated features.</w:t>
+        <w:t>It then multiplies all the probabilities together to determine if the label will signal. It's simplicity makes it highly efficient and fast. Unfortunately it also brings into account features that could be completely unrelated to the label and multiplies them in at the same weight of highly correlated features.</w:t>
       </w:r>
     </w:p>
     <w:p/>
@@ -351,14 +281,7 @@
           <w:b/>
           <w:bCs/>
         </w:rPr>
-        <w:t>SVC</w:t>
-      </w:r>
-      <w:r>
-        <w:rPr>
-          <w:b/>
-          <w:bCs/>
-        </w:rPr>
-        <w:t>:</w:t>
+        <w:t>SVC:</w:t>
       </w:r>
     </w:p>
     <w:p>
@@ -383,15 +306,7 @@
     </w:p>
     <w:p>
       <w:r>
-        <w:t xml:space="preserve">In real world data we find that things are often not as clear cut. To remedy this SVC has a hyperparameter called the Slack Variable or "C". This parameter determines how loose the definition of boundary variables can be when defining the street. Low C leads to a wide street because some data points a deliberately misclassified </w:t>
-      </w:r>
-      <w:proofErr w:type="gramStart"/>
-      <w:r>
-        <w:t>in order to</w:t>
-      </w:r>
-      <w:proofErr w:type="gramEnd"/>
-      <w:r>
-        <w:t xml:space="preserve"> widen the margin to develop the hyperplane, while a High C allows the model to bend a narrow the street to highly attune it to the dataset.</w:t>
+        <w:t>In real world data we find that things are often not as clear cut. To remedy this SVC has a hyperparameter called the Slack Variable or "C". This parameter determines how loose the definition of boundary variables can be when defining the street. Low C leads to a wide street because some data points a deliberately misclassified in order to widen the margin to develop the hyperplane, while a High C allows the model to bend a narrow the street to highly attune it to the dataset.</w:t>
       </w:r>
     </w:p>
     <w:p>
@@ -429,15 +344,7 @@
         <w:t>step-by-step</w:t>
       </w:r>
       <w:r>
-        <w:t xml:space="preserve"> walk through of the actions taken </w:t>
-      </w:r>
-      <w:proofErr w:type="gramStart"/>
-      <w:r>
-        <w:t>in order to</w:t>
-      </w:r>
-      <w:proofErr w:type="gramEnd"/>
-      <w:r>
-        <w:t xml:space="preserve"> achieve the solution</w:t>
+        <w:t xml:space="preserve"> walk through of the actions taken in order to achieve the solution</w:t>
       </w:r>
       <w:r>
         <w:t>.</w:t>
@@ -460,15 +367,7 @@
     </w:p>
     <w:p>
       <w:r>
-        <w:t xml:space="preserve">Utilizing Python’s pandas </w:t>
-      </w:r>
-      <w:proofErr w:type="gramStart"/>
-      <w:r>
-        <w:t>library</w:t>
-      </w:r>
-      <w:proofErr w:type="gramEnd"/>
-      <w:r>
-        <w:t xml:space="preserve"> </w:t>
+        <w:t xml:space="preserve">Utilizing Python’s pandas library </w:t>
       </w:r>
       <w:r>
         <w:t xml:space="preserve">we import the dataset as a </w:t>
@@ -492,42 +391,28 @@
         <w:t xml:space="preserve">Utilizing </w:t>
       </w:r>
       <w:proofErr w:type="spellStart"/>
-      <w:proofErr w:type="gramStart"/>
       <w:r>
         <w:t>df.head</w:t>
       </w:r>
       <w:proofErr w:type="spellEnd"/>
-      <w:proofErr w:type="gramEnd"/>
       <w:r>
         <w:t xml:space="preserve">, </w:t>
       </w:r>
       <w:proofErr w:type="spellStart"/>
-      <w:proofErr w:type="gramStart"/>
       <w:r>
         <w:t>df.shape</w:t>
       </w:r>
       <w:proofErr w:type="spellEnd"/>
-      <w:proofErr w:type="gramEnd"/>
       <w:r>
         <w:t xml:space="preserve">, and </w:t>
       </w:r>
       <w:proofErr w:type="spellStart"/>
-      <w:proofErr w:type="gramStart"/>
       <w:r>
         <w:t>df.columns</w:t>
       </w:r>
       <w:proofErr w:type="spellEnd"/>
-      <w:proofErr w:type="gramEnd"/>
-      <w:r>
-        <w:t xml:space="preserve"> we </w:t>
-      </w:r>
-      <w:proofErr w:type="gramStart"/>
-      <w:r>
-        <w:t>are able to</w:t>
-      </w:r>
-      <w:proofErr w:type="gramEnd"/>
-      <w:r>
-        <w:t xml:space="preserve"> get views of the size and contextual information in our dataset. This will be valuable when moving towards making decisions regarding cleaning the data.</w:t>
+      <w:r>
+        <w:t xml:space="preserve"> we are able to get views of the size and contextual information in our dataset. This will be valuable when moving towards making decisions regarding cleaning the data.</w:t>
       </w:r>
     </w:p>
     <w:p>
@@ -567,23 +452,7 @@
     </w:p>
     <w:p>
       <w:r>
-        <w:t xml:space="preserve">After investigating the </w:t>
-      </w:r>
-      <w:proofErr w:type="gramStart"/>
-      <w:r>
-        <w:t>data</w:t>
-      </w:r>
-      <w:proofErr w:type="gramEnd"/>
-      <w:r>
-        <w:t xml:space="preserve"> we find that we </w:t>
-      </w:r>
-      <w:proofErr w:type="gramStart"/>
-      <w:r>
-        <w:t>are able to</w:t>
-      </w:r>
-      <w:proofErr w:type="gramEnd"/>
-      <w:r>
-        <w:t xml:space="preserve"> transform data in the form of strings into integers by assigning them integer values whether they are categorical or binary.</w:t>
+        <w:t>After investigating the data we find that we are able to transform data in the form of strings into integers by assigning them integer values whether they are categorical or binary.</w:t>
       </w:r>
       <w:r>
         <w:t xml:space="preserve"> All features that are already integers or floats are left alone.</w:t>
@@ -664,12 +533,10 @@
         <w:t xml:space="preserve">’ values with the median of the values in </w:t>
       </w:r>
       <w:proofErr w:type="spellStart"/>
-      <w:proofErr w:type="gramStart"/>
       <w:r>
         <w:t>it’s</w:t>
       </w:r>
       <w:proofErr w:type="spellEnd"/>
-      <w:proofErr w:type="gramEnd"/>
       <w:r>
         <w:t xml:space="preserve"> respected column.</w:t>
       </w:r>
@@ -725,23 +592,7 @@
         <w:t xml:space="preserve">percent </w:t>
       </w:r>
       <w:r>
-        <w:t xml:space="preserve">of the data will be used strictly for testing. </w:t>
-      </w:r>
-      <w:proofErr w:type="gramStart"/>
-      <w:r>
-        <w:t>Also</w:t>
-      </w:r>
-      <w:proofErr w:type="gramEnd"/>
-      <w:r>
-        <w:t xml:space="preserve"> we stratify the data ensuring that each set has the same class balance throughout ensuring we do not get erroneous random mixes of the labels in </w:t>
-      </w:r>
-      <w:proofErr w:type="gramStart"/>
-      <w:r>
-        <w:t>the any</w:t>
-      </w:r>
-      <w:proofErr w:type="gramEnd"/>
-      <w:r>
-        <w:t xml:space="preserve"> split such as 100</w:t>
+        <w:t>of the data will be used strictly for testing. Also we stratify the data ensuring that each set has the same class balance throughout ensuring we do not get erroneous random mixes of the labels in the any split such as 100</w:t>
       </w:r>
       <w:r>
         <w:t xml:space="preserve"> percent</w:t>
@@ -850,15 +701,7 @@
     </w:p>
     <w:p>
       <w:r>
-        <w:t xml:space="preserve">Before scoring the algorithms on test set, first we will run the predictions on the dev set. This will allow for a playground to tune </w:t>
-      </w:r>
-      <w:proofErr w:type="gramStart"/>
-      <w:r>
-        <w:t>in</w:t>
-      </w:r>
-      <w:proofErr w:type="gramEnd"/>
-      <w:r>
-        <w:t xml:space="preserve"> the models by manipulating hyperparameters to achieve the best results</w:t>
+        <w:t>Before scoring the algorithms on test set, first we will run the predictions on the dev set. This will allow for a playground to tune in the models by manipulating hyperparameters to achieve the best results</w:t>
       </w:r>
     </w:p>
     <w:p>
@@ -894,15 +737,7 @@
     </w:p>
     <w:p>
       <w:r>
-        <w:t xml:space="preserve">After tuning the </w:t>
-      </w:r>
-      <w:proofErr w:type="gramStart"/>
-      <w:r>
-        <w:t>models</w:t>
-      </w:r>
-      <w:proofErr w:type="gramEnd"/>
-      <w:r>
-        <w:t xml:space="preserve"> we now have each model predict the </w:t>
+        <w:t xml:space="preserve">After tuning the models we now have each model predict the </w:t>
       </w:r>
       <w:proofErr w:type="spellStart"/>
       <w:r>
@@ -910,21 +745,7 @@
       </w:r>
       <w:proofErr w:type="spellEnd"/>
       <w:r>
-        <w:t xml:space="preserve">. We record each </w:t>
-      </w:r>
-      <w:proofErr w:type="gramStart"/>
-      <w:r>
-        <w:t>models</w:t>
-      </w:r>
-      <w:proofErr w:type="gramEnd"/>
-      <w:r>
-        <w:t xml:space="preserve"> </w:t>
-      </w:r>
-      <w:r>
-        <w:t>precision, f1, recall, accuracy, and finally confusion matrix</w:t>
-      </w:r>
-      <w:r>
-        <w:t xml:space="preserve"> respectfully and move to analyze results.</w:t>
+        <w:t>. We record each models precision, f1, recall, accuracy, and finally confusion matrix respectfully and move to analyze results.</w:t>
       </w:r>
     </w:p>
     <w:p>
@@ -956,44 +777,38 @@
         <w:tab/>
       </w:r>
       <w:r>
-        <w:t xml:space="preserve">Based on a newly found understanding and conceptual footing in the chosen Machine Learning models I predict that the SVC model will perform the best at differentiating </w:t>
-      </w:r>
-      <w:proofErr w:type="gramStart"/>
-      <w:r>
-        <w:t>whether or not</w:t>
-      </w:r>
-      <w:proofErr w:type="gramEnd"/>
-      <w:r>
-        <w:t xml:space="preserve"> a set of give features of a patient will point to the having heart disease or not. From my experience with my wife being a researcher in the field of high blood pressure I have culminated the understanding that heart disease, or most other medical ailments, is the result of a concert of interacting conditions within or imposed upon a patient and not directly linked to any one cause. To further argue my position of the concert of variables we can look at features that are not included in the dataset which could, in concert with the others, have a significant impact on having heart disease without significant correlation to other features in the dataset. For example, smoking is not </w:t>
+        <w:t xml:space="preserve">Based on a newly found understanding and conceptual footing in the chosen Machine Learning models I predict that the SVC model will perform the best at differentiating whether or not a set of give features of a patient will point to the having heart disease or not. From my experience with my wife being a researcher in the field of high blood pressure I have culminated the understanding that heart disease, or most other medical ailments, is the result of a concert of interacting conditions within or imposed upon a patient and not directly linked to any one cause. To further argue my position of the concert of variables we can look at features that are not included in the dataset which could, in concert with the others, have a significant impact on having heart disease without significant correlation to other features in the dataset. For example, smoking is not </w:t>
       </w:r>
       <w:r>
         <w:lastRenderedPageBreak/>
         <w:t xml:space="preserve">recorded in the dataset but could cause an otherwise perfectly scoring patient on the dataset to in fact have heart disease. Genetic factors may play a role as </w:t>
       </w:r>
-      <w:proofErr w:type="gramStart"/>
-      <w:r>
-        <w:t>well,</w:t>
-      </w:r>
-      <w:proofErr w:type="gramEnd"/>
+      <w:r>
+        <w:t>well;</w:t>
+      </w:r>
       <w:r>
         <w:t xml:space="preserve"> a patient may be carrying genetic information to predispose them to heart disease </w:t>
       </w:r>
       <w:r>
         <w:t xml:space="preserve">while they may otherwise score “perfectly” withing the dataset. This argument is not in an effort to show that the dataset is short in information, rather to show that the best model at predicting the correct label will be the model that looks to reconcile the concert and importance or each features relationship not only to </w:t>
       </w:r>
+      <w:r>
+        <w:t>its</w:t>
+      </w:r>
+      <w:r>
+        <w:t xml:space="preserve"> label to the rest of the features as well. The better and more defined the variable is in hyperspace at computation along with all </w:t>
+      </w:r>
       <w:proofErr w:type="spellStart"/>
       <w:r>
         <w:t>it’s</w:t>
       </w:r>
       <w:proofErr w:type="spellEnd"/>
       <w:r>
-        <w:t xml:space="preserve"> label to the rest of the features as well. The better and more defined the variable is in hyperspace at computation along with all it’s </w:t>
-      </w:r>
-      <w:proofErr w:type="gramStart"/>
-      <w:r>
-        <w:t>the other</w:t>
-      </w:r>
-      <w:proofErr w:type="gramEnd"/>
+        <w:t xml:space="preserve"> </w:t>
+      </w:r>
+      <w:r>
+        <w:t>other</w:t>
+      </w:r>
       <w:r>
         <w:t xml:space="preserve"> features will serve the model better at predicting the heart disease present label.</w:t>
       </w:r>
@@ -1001,60 +816,42 @@
     <w:p>
       <w:r>
         <w:tab/>
-        <w:t xml:space="preserve">The 4 other models seem like they are developed for less nuanced solutions. Their calculations are carried out in a way to optimize computation and store the data in simpler forms to better be able to classify the datapoint. For example, Linear Discriminant analyses started out very </w:t>
-      </w:r>
-      <w:proofErr w:type="gramStart"/>
-      <w:r>
-        <w:t>promising</w:t>
-      </w:r>
-      <w:proofErr w:type="gramEnd"/>
-      <w:r>
-        <w:t xml:space="preserve"> by determining the optimum angle in which to strike a line through the classes so set a boundary, but the resulting computation process employed projecting datapoints into this </w:t>
-      </w:r>
-      <w:proofErr w:type="gramStart"/>
-      <w:r>
-        <w:t>one dimensional</w:t>
-      </w:r>
-      <w:proofErr w:type="gramEnd"/>
+        <w:t xml:space="preserve">The 4 other models seem like they are developed for less nuanced solutions. Their calculations are carried out in a way to optimize computation and store the data in simpler forms to better be able to classify the datapoint. For example, Linear Discriminant analyses started out very promising by determining the optimum angle in which to strike a line through the classes so set a boundary, but the resulting computation process employed projecting datapoints into this </w:t>
+      </w:r>
+      <w:r>
+        <w:t>one-dimensional</w:t>
+      </w:r>
       <w:r>
         <w:t xml:space="preserve"> boundary. While this may serve as an extremely efficient way to classify new datapoints it seems like mathematically the datapoint loses some of </w:t>
       </w:r>
+      <w:r>
+        <w:t>its</w:t>
+      </w:r>
+      <w:r>
+        <w:t xml:space="preserve"> concert with this transformation. </w:t>
+      </w:r>
       <w:proofErr w:type="spellStart"/>
-      <w:proofErr w:type="gramStart"/>
-      <w:r>
-        <w:t>it’s</w:t>
+      <w:r>
+        <w:t>GaussianNB</w:t>
       </w:r>
       <w:proofErr w:type="spellEnd"/>
-      <w:proofErr w:type="gramEnd"/>
-      <w:r>
-        <w:t xml:space="preserve"> </w:t>
-      </w:r>
-      <w:proofErr w:type="gramStart"/>
-      <w:r>
-        <w:t>concert</w:t>
-      </w:r>
-      <w:proofErr w:type="gramEnd"/>
-      <w:r>
-        <w:t xml:space="preserve"> with this transformation. </w:t>
-      </w:r>
-      <w:proofErr w:type="spellStart"/>
-      <w:r>
-        <w:t>GaussianNB</w:t>
-      </w:r>
-      <w:proofErr w:type="spellEnd"/>
       <w:r>
         <w:t xml:space="preserve"> is a very similar situation, </w:t>
       </w:r>
       <w:r>
         <w:t xml:space="preserve">although it is highly efficient and surprisingly accurate in most cases to take a naïve approach to the features in a dataset, </w:t>
       </w:r>
-      <w:proofErr w:type="gramStart"/>
-      <w:r>
-        <w:t>ultimately</w:t>
-      </w:r>
-      <w:proofErr w:type="gramEnd"/>
-      <w:r>
-        <w:t xml:space="preserve"> I believe in a situation such as this where everything has delicate interrelations a more intensive model will produce better results.</w:t>
+      <w:r>
+        <w:t>ultimately,</w:t>
+      </w:r>
+      <w:r>
+        <w:t xml:space="preserve"> I believe in a situation such as this where everything has delicate </w:t>
+      </w:r>
+      <w:r>
+        <w:t>interrelations,</w:t>
+      </w:r>
+      <w:r>
+        <w:t xml:space="preserve"> a more intensive model will produce better results.</w:t>
       </w:r>
     </w:p>
     <w:p>
@@ -1062,19 +859,15 @@
         <w:tab/>
         <w:t xml:space="preserve">SVC, particularly employed with the RBF Kernel, allows us to map the data into infinite-dimensional space without adding on a ton of extra compute. It allows us to still represent the concert of features in high fidelity in which a problem like this deserves without sacrificing a lot of mathematical information to allow for </w:t>
       </w:r>
-      <w:proofErr w:type="gramStart"/>
-      <w:r>
-        <w:t>compute</w:t>
-      </w:r>
-      <w:proofErr w:type="gramEnd"/>
+      <w:r>
+        <w:t>computing</w:t>
+      </w:r>
       <w:r>
         <w:t xml:space="preserve">. To do this we can instead measure the similarity of the training datapoints and test datapoints in this infinite dimensional space instead of creating these higher dimensional objects and measuring their differences directly. With this method we can accurately represent each feature with as high fidelity as possible and see the intricacies of concert even if the latent space is dense and messy as if often with datasets like this </w:t>
       </w:r>
-      <w:proofErr w:type="gramStart"/>
-      <w:r>
-        <w:t>were</w:t>
-      </w:r>
-      <w:proofErr w:type="gramEnd"/>
+      <w:r>
+        <w:t>where</w:t>
+      </w:r>
       <w:r>
         <w:t xml:space="preserve"> indifferentiable features could lead to positive or negative outcomes based on intricate relations.</w:t>
       </w:r>
@@ -1100,15 +893,7 @@
       </w:r>
       <w:r>
         <w:lastRenderedPageBreak/>
-        <w:t xml:space="preserve">features and labels to important things it still seems like it is highly adept </w:t>
-      </w:r>
-      <w:proofErr w:type="gramStart"/>
-      <w:r>
-        <w:t>to</w:t>
-      </w:r>
-      <w:proofErr w:type="gramEnd"/>
-      <w:r>
-        <w:t xml:space="preserve"> mapping synergy.</w:t>
+        <w:t>features and labels to important things it still seems like it is highly adept to mapping synergy.</w:t>
       </w:r>
       <w:r>
         <w:t xml:space="preserve"> </w:t>
@@ -1191,24 +976,14 @@
       <w:r>
         <w:t xml:space="preserve"> The best model will be able to reduce the </w:t>
       </w:r>
-      <w:proofErr w:type="gramStart"/>
-      <w:r>
-        <w:t>amount</w:t>
-      </w:r>
-      <w:proofErr w:type="gramEnd"/>
+      <w:r>
+        <w:t>number</w:t>
+      </w:r>
       <w:r>
         <w:t xml:space="preserve"> of false negatives produced</w:t>
       </w:r>
       <w:r>
-        <w:t xml:space="preserve"> as much as possible with </w:t>
-      </w:r>
-      <w:proofErr w:type="gramStart"/>
-      <w:r>
-        <w:t>it’s</w:t>
-      </w:r>
-      <w:proofErr w:type="gramEnd"/>
-      <w:r>
-        <w:t xml:space="preserve"> secondary goal is to predict </w:t>
+        <w:t xml:space="preserve"> as much as possible with it’s secondary goal is to predict </w:t>
       </w:r>
       <w:r>
         <w:t xml:space="preserve">True Positives and True Negatives while minimizing </w:t>
@@ -25319,11 +25094,9 @@
       <w:r>
         <w:t xml:space="preserve">metric of reducing False Negatives, </w:t>
       </w:r>
-      <w:proofErr w:type="gramStart"/>
-      <w:r>
-        <w:t>it is clear that the</w:t>
-      </w:r>
-      <w:proofErr w:type="gramEnd"/>
+      <w:r>
+        <w:t>the</w:t>
+      </w:r>
       <w:r>
         <w:t xml:space="preserve"> model chosen in my hypothesis was the winner.</w:t>
       </w:r>
@@ -25399,116 +25172,105 @@
         <w:t xml:space="preserve">: we restricted the performance of the model to one single category out of multiple, although other models may have performed better across the board, their inaccuracy </w:t>
       </w:r>
       <w:r>
-        <w:t xml:space="preserve">was </w:t>
-      </w:r>
-      <w:proofErr w:type="gramStart"/>
-      <w:r>
-        <w:t>to</w:t>
-      </w:r>
-      <w:proofErr w:type="gramEnd"/>
-      <w:r>
-        <w:t xml:space="preserve"> high in the core metric. </w:t>
+        <w:t>was to high in the core metric.</w:t>
       </w:r>
     </w:p>
     <w:p>
       <w:r>
         <w:tab/>
-        <w:t xml:space="preserve">As for </w:t>
-      </w:r>
-      <w:r>
-        <w:t xml:space="preserve">the </w:t>
-      </w:r>
-      <w:r>
-        <w:t>SVC</w:t>
-      </w:r>
-      <w:r>
-        <w:t xml:space="preserve"> model</w:t>
-      </w:r>
-      <w:r>
-        <w:t xml:space="preserve"> with the </w:t>
-      </w:r>
-      <w:proofErr w:type="spellStart"/>
-      <w:r>
-        <w:t>rbf</w:t>
-      </w:r>
-      <w:proofErr w:type="spellEnd"/>
-      <w:r>
-        <w:t xml:space="preserve"> kernel with a regularization value of 1,</w:t>
-      </w:r>
-      <w:r>
-        <w:t xml:space="preserve"> </w:t>
-      </w:r>
-      <w:r>
-        <w:t xml:space="preserve">I believe some of </w:t>
-      </w:r>
-      <w:proofErr w:type="gramStart"/>
-      <w:r>
-        <w:t>it’s</w:t>
-      </w:r>
-      <w:proofErr w:type="gramEnd"/>
-      <w:r>
-        <w:t xml:space="preserve"> </w:t>
-      </w:r>
-      <w:proofErr w:type="gramStart"/>
-      <w:r>
-        <w:t>error comes</w:t>
-      </w:r>
-      <w:proofErr w:type="gramEnd"/>
-      <w:r>
-        <w:t xml:space="preserve"> from the true ambiguity of the </w:t>
-      </w:r>
-      <w:r>
-        <w:t>data points. As stated previously in the hypothesis, the nature of heart disease is going to produce datapoints that are ultimately discernable from others.</w:t>
-      </w:r>
-      <w:r>
-        <w:t xml:space="preserve"> It isn’t necessarily that this </w:t>
-      </w:r>
-      <w:proofErr w:type="gramStart"/>
-      <w:r>
-        <w:t>particular model</w:t>
-      </w:r>
-      <w:proofErr w:type="gramEnd"/>
-      <w:r>
-        <w:t xml:space="preserve"> misses some data points, it was that generally </w:t>
-      </w:r>
-      <w:proofErr w:type="gramStart"/>
-      <w:r>
-        <w:t>all of</w:t>
-      </w:r>
-      <w:proofErr w:type="gramEnd"/>
-      <w:r>
-        <w:t xml:space="preserve"> the models missed similar </w:t>
-      </w:r>
-      <w:proofErr w:type="gramStart"/>
-      <w:r>
-        <w:t>dat</w:t>
-      </w:r>
-      <w:r>
-        <w:t>apoints</w:t>
-      </w:r>
-      <w:proofErr w:type="gramEnd"/>
-      <w:r>
-        <w:t>. Maybe more features related to heart disease to the training set could have produced better results.</w:t>
+        <w:t xml:space="preserve">Another </w:t>
+      </w:r>
+      <w:r>
+        <w:t xml:space="preserve">point to note is that technically according to the decisive metric, the best performing model is the Majority Class </w:t>
+      </w:r>
+      <w:r>
+        <w:t xml:space="preserve">Baseline Model. If defining true error is the misdiagnosis </w:t>
+      </w:r>
+      <w:r>
+        <w:t xml:space="preserve">of a patient with a </w:t>
+      </w:r>
+      <w:r>
+        <w:t>life-threatening</w:t>
+      </w:r>
+      <w:r>
+        <w:t xml:space="preserve"> condition it begs the question of even implementing an algorithm in the first place. </w:t>
+      </w:r>
+      <w:r>
+        <w:t xml:space="preserve">Only when you bring into account other factors such as efficiency and profit does a Machine Learning model </w:t>
+      </w:r>
+      <w:r>
+        <w:t>make</w:t>
+      </w:r>
+      <w:r>
+        <w:t xml:space="preserve"> sense, from a humanitarian </w:t>
+      </w:r>
+      <w:r>
+        <w:t>standpoint</w:t>
+      </w:r>
+      <w:r>
+        <w:t xml:space="preserve"> I don’t think many people would ever agree with employing a Model that has any failure rate.</w:t>
       </w:r>
     </w:p>
     <w:p>
-      <w:pPr>
-        <w:jc w:val="center"/>
-        <w:rPr>
-          <w:b/>
-          <w:bCs/>
-          <w:sz w:val="32"/>
-          <w:szCs w:val="32"/>
-        </w:rPr>
-      </w:pPr>
-      <w:r>
-        <w:rPr>
-          <w:b/>
-          <w:bCs/>
-          <w:sz w:val="32"/>
-          <w:szCs w:val="32"/>
-        </w:rPr>
-        <w:t>Best Model on Test Set</w:t>
+      <w:r>
+        <w:tab/>
+        <w:t xml:space="preserve">As for </w:t>
+      </w:r>
+      <w:r>
+        <w:t xml:space="preserve">the </w:t>
+      </w:r>
+      <w:r>
+        <w:t>SVC</w:t>
+      </w:r>
+      <w:r>
+        <w:t xml:space="preserve"> model</w:t>
+      </w:r>
+      <w:r>
+        <w:t xml:space="preserve"> with the </w:t>
+      </w:r>
+      <w:proofErr w:type="spellStart"/>
+      <w:r>
+        <w:t>rbf</w:t>
+      </w:r>
+      <w:proofErr w:type="spellEnd"/>
+      <w:r>
+        <w:t xml:space="preserve"> kernel with a regularization value of 1,</w:t>
+      </w:r>
+      <w:r>
+        <w:t xml:space="preserve"> </w:t>
+      </w:r>
+      <w:r>
+        <w:t xml:space="preserve">I believe some of </w:t>
+      </w:r>
+      <w:r>
+        <w:t>its</w:t>
+      </w:r>
+      <w:r>
+        <w:t xml:space="preserve"> </w:t>
+      </w:r>
+      <w:r>
+        <w:t>errors come</w:t>
+      </w:r>
+      <w:r>
+        <w:t xml:space="preserve"> from the true ambiguity of the </w:t>
+      </w:r>
+      <w:r>
+        <w:t>data points. As stated previously in the hypothesis, the nature of heart disease is going to produce datapoints that are ultimately discernable from others.</w:t>
+      </w:r>
+      <w:r>
+        <w:t xml:space="preserve"> It isn’t necessarily that this </w:t>
+      </w:r>
+      <w:r>
+        <w:t>model</w:t>
+      </w:r>
+      <w:r>
+        <w:t xml:space="preserve"> misses some data points, it was that generally all of the models missed similar </w:t>
+      </w:r>
+      <w:r>
+        <w:t>data points</w:t>
+      </w:r>
+      <w:r>
+        <w:t>. Maybe more features related to heart disease to the training set could have produced better results.</w:t>
       </w:r>
     </w:p>
     <w:p>
@@ -25522,6 +25284,2086 @@
         </w:rPr>
       </w:pPr>
     </w:p>
+    <w:p>
+      <w:pPr>
+        <w:jc w:val="center"/>
+        <w:rPr>
+          <w:b/>
+          <w:bCs/>
+          <w:sz w:val="32"/>
+          <w:szCs w:val="32"/>
+        </w:rPr>
+      </w:pPr>
+    </w:p>
+    <w:p>
+      <w:pPr>
+        <w:jc w:val="center"/>
+        <w:rPr>
+          <w:b/>
+          <w:bCs/>
+          <w:sz w:val="32"/>
+          <w:szCs w:val="32"/>
+        </w:rPr>
+      </w:pPr>
+    </w:p>
+    <w:p>
+      <w:pPr>
+        <w:jc w:val="center"/>
+        <w:rPr>
+          <w:b/>
+          <w:bCs/>
+          <w:sz w:val="32"/>
+          <w:szCs w:val="32"/>
+        </w:rPr>
+      </w:pPr>
+    </w:p>
+    <w:p>
+      <w:pPr>
+        <w:jc w:val="center"/>
+        <w:rPr>
+          <w:b/>
+          <w:bCs/>
+          <w:sz w:val="32"/>
+          <w:szCs w:val="32"/>
+        </w:rPr>
+      </w:pPr>
+    </w:p>
+    <w:p>
+      <w:pPr>
+        <w:jc w:val="center"/>
+        <w:rPr>
+          <w:b/>
+          <w:bCs/>
+          <w:sz w:val="32"/>
+          <w:szCs w:val="32"/>
+        </w:rPr>
+      </w:pPr>
+    </w:p>
+    <w:p>
+      <w:pPr>
+        <w:jc w:val="center"/>
+        <w:rPr>
+          <w:b/>
+          <w:bCs/>
+          <w:sz w:val="32"/>
+          <w:szCs w:val="32"/>
+        </w:rPr>
+      </w:pPr>
+    </w:p>
+    <w:p>
+      <w:pPr>
+        <w:jc w:val="center"/>
+        <w:rPr>
+          <w:b/>
+          <w:bCs/>
+          <w:sz w:val="32"/>
+          <w:szCs w:val="32"/>
+        </w:rPr>
+      </w:pPr>
+      <w:r>
+        <w:rPr>
+          <w:b/>
+          <w:bCs/>
+          <w:sz w:val="32"/>
+          <w:szCs w:val="32"/>
+        </w:rPr>
+        <w:t>Best Model on Test Set</w:t>
+      </w:r>
+    </w:p>
+    <w:p>
+      <w:pPr>
+        <w:rPr>
+          <w:b/>
+          <w:bCs/>
+          <w:sz w:val="28"/>
+          <w:szCs w:val="28"/>
+        </w:rPr>
+      </w:pPr>
+      <w:r>
+        <w:rPr>
+          <w:b/>
+          <w:bCs/>
+          <w:sz w:val="28"/>
+          <w:szCs w:val="28"/>
+        </w:rPr>
+        <w:t>SVC</w:t>
+      </w:r>
+      <w:r>
+        <w:rPr>
+          <w:b/>
+          <w:bCs/>
+          <w:sz w:val="28"/>
+          <w:szCs w:val="28"/>
+        </w:rPr>
+        <w:t>(kernel=”</w:t>
+      </w:r>
+      <w:proofErr w:type="spellStart"/>
+      <w:r>
+        <w:rPr>
+          <w:b/>
+          <w:bCs/>
+          <w:sz w:val="28"/>
+          <w:szCs w:val="28"/>
+        </w:rPr>
+        <w:t>rbf</w:t>
+      </w:r>
+      <w:proofErr w:type="spellEnd"/>
+      <w:r>
+        <w:rPr>
+          <w:b/>
+          <w:bCs/>
+          <w:sz w:val="28"/>
+          <w:szCs w:val="28"/>
+        </w:rPr>
+        <w:t xml:space="preserve">”, </w:t>
+      </w:r>
+      <w:r>
+        <w:rPr>
+          <w:b/>
+          <w:bCs/>
+          <w:sz w:val="28"/>
+          <w:szCs w:val="28"/>
+        </w:rPr>
+        <w:t>c=1)</w:t>
+      </w:r>
+    </w:p>
+    <w:p>
+      <w:r>
+        <w:t>Classification Report</w:t>
+      </w:r>
+    </w:p>
+    <w:tbl>
+      <w:tblPr>
+        <w:tblW w:w="5064" w:type="dxa"/>
+        <w:tblBorders>
+          <w:top w:val="single" w:sz="4" w:space="0" w:color="auto"/>
+          <w:left w:val="single" w:sz="4" w:space="0" w:color="auto"/>
+          <w:bottom w:val="single" w:sz="4" w:space="0" w:color="auto"/>
+          <w:right w:val="single" w:sz="4" w:space="0" w:color="auto"/>
+          <w:insideH w:val="single" w:sz="4" w:space="0" w:color="auto"/>
+          <w:insideV w:val="single" w:sz="4" w:space="0" w:color="auto"/>
+        </w:tblBorders>
+        <w:tblLook w:val="04A0" w:firstRow="1" w:lastRow="0" w:firstColumn="1" w:lastColumn="0" w:noHBand="0" w:noVBand="1"/>
+      </w:tblPr>
+      <w:tblGrid>
+        <w:gridCol w:w="1224"/>
+        <w:gridCol w:w="1053"/>
+        <w:gridCol w:w="1053"/>
+        <w:gridCol w:w="1053"/>
+        <w:gridCol w:w="1053"/>
+      </w:tblGrid>
+      <w:tr>
+        <w:trPr>
+          <w:trHeight w:val="288"/>
+        </w:trPr>
+        <w:tc>
+          <w:tcPr>
+            <w:tcW w:w="1224" w:type="dxa"/>
+            <w:noWrap/>
+            <w:vAlign w:val="bottom"/>
+            <w:hideMark/>
+          </w:tcPr>
+          <w:p>
+            <w:pPr>
+              <w:spacing w:after="0" w:line="240" w:lineRule="auto"/>
+              <w:rPr>
+                <w:rFonts w:ascii="Times New Roman" w:eastAsia="Times New Roman" w:hAnsi="Times New Roman" w:cs="Times New Roman"/>
+                <w:kern w:val="0"/>
+                <w14:ligatures w14:val="none"/>
+              </w:rPr>
+            </w:pPr>
+          </w:p>
+        </w:tc>
+        <w:tc>
+          <w:tcPr>
+            <w:tcW w:w="960" w:type="dxa"/>
+            <w:noWrap/>
+            <w:vAlign w:val="bottom"/>
+            <w:hideMark/>
+          </w:tcPr>
+          <w:p>
+            <w:pPr>
+              <w:spacing w:after="0" w:line="240" w:lineRule="auto"/>
+              <w:rPr>
+                <w:rFonts w:ascii="Calibri" w:eastAsia="Times New Roman" w:hAnsi="Calibri" w:cs="Calibri"/>
+                <w:color w:val="000000"/>
+                <w:kern w:val="0"/>
+                <w:sz w:val="22"/>
+                <w:szCs w:val="22"/>
+                <w14:ligatures w14:val="none"/>
+              </w:rPr>
+            </w:pPr>
+            <w:r>
+              <w:rPr>
+                <w:rFonts w:ascii="Calibri" w:eastAsia="Times New Roman" w:hAnsi="Calibri" w:cs="Calibri"/>
+                <w:color w:val="000000"/>
+                <w:kern w:val="0"/>
+                <w:sz w:val="22"/>
+                <w:szCs w:val="22"/>
+                <w14:ligatures w14:val="none"/>
+              </w:rPr>
+              <w:t>precision</w:t>
+            </w:r>
+          </w:p>
+        </w:tc>
+        <w:tc>
+          <w:tcPr>
+            <w:tcW w:w="960" w:type="dxa"/>
+            <w:noWrap/>
+            <w:vAlign w:val="bottom"/>
+            <w:hideMark/>
+          </w:tcPr>
+          <w:p>
+            <w:pPr>
+              <w:spacing w:after="0" w:line="240" w:lineRule="auto"/>
+              <w:rPr>
+                <w:rFonts w:ascii="Calibri" w:eastAsia="Times New Roman" w:hAnsi="Calibri" w:cs="Calibri"/>
+                <w:color w:val="000000"/>
+                <w:kern w:val="0"/>
+                <w:sz w:val="22"/>
+                <w:szCs w:val="22"/>
+                <w14:ligatures w14:val="none"/>
+              </w:rPr>
+            </w:pPr>
+            <w:r>
+              <w:rPr>
+                <w:rFonts w:ascii="Calibri" w:eastAsia="Times New Roman" w:hAnsi="Calibri" w:cs="Calibri"/>
+                <w:color w:val="000000"/>
+                <w:kern w:val="0"/>
+                <w:sz w:val="22"/>
+                <w:szCs w:val="22"/>
+                <w14:ligatures w14:val="none"/>
+              </w:rPr>
+              <w:t>recall</w:t>
+            </w:r>
+          </w:p>
+        </w:tc>
+        <w:tc>
+          <w:tcPr>
+            <w:tcW w:w="960" w:type="dxa"/>
+            <w:noWrap/>
+            <w:vAlign w:val="bottom"/>
+            <w:hideMark/>
+          </w:tcPr>
+          <w:p>
+            <w:pPr>
+              <w:spacing w:after="0" w:line="240" w:lineRule="auto"/>
+              <w:rPr>
+                <w:rFonts w:ascii="Calibri" w:eastAsia="Times New Roman" w:hAnsi="Calibri" w:cs="Calibri"/>
+                <w:color w:val="000000"/>
+                <w:kern w:val="0"/>
+                <w:sz w:val="22"/>
+                <w:szCs w:val="22"/>
+                <w14:ligatures w14:val="none"/>
+              </w:rPr>
+            </w:pPr>
+            <w:r>
+              <w:rPr>
+                <w:rFonts w:ascii="Calibri" w:eastAsia="Times New Roman" w:hAnsi="Calibri" w:cs="Calibri"/>
+                <w:color w:val="000000"/>
+                <w:kern w:val="0"/>
+                <w:sz w:val="22"/>
+                <w:szCs w:val="22"/>
+                <w14:ligatures w14:val="none"/>
+              </w:rPr>
+              <w:t>f1-score</w:t>
+            </w:r>
+          </w:p>
+        </w:tc>
+        <w:tc>
+          <w:tcPr>
+            <w:tcW w:w="960" w:type="dxa"/>
+            <w:noWrap/>
+            <w:vAlign w:val="bottom"/>
+            <w:hideMark/>
+          </w:tcPr>
+          <w:p>
+            <w:pPr>
+              <w:spacing w:after="0" w:line="240" w:lineRule="auto"/>
+              <w:rPr>
+                <w:rFonts w:ascii="Calibri" w:eastAsia="Times New Roman" w:hAnsi="Calibri" w:cs="Calibri"/>
+                <w:color w:val="000000"/>
+                <w:kern w:val="0"/>
+                <w:sz w:val="22"/>
+                <w:szCs w:val="22"/>
+                <w14:ligatures w14:val="none"/>
+              </w:rPr>
+            </w:pPr>
+            <w:r>
+              <w:rPr>
+                <w:rFonts w:ascii="Calibri" w:eastAsia="Times New Roman" w:hAnsi="Calibri" w:cs="Calibri"/>
+                <w:color w:val="000000"/>
+                <w:kern w:val="0"/>
+                <w:sz w:val="22"/>
+                <w:szCs w:val="22"/>
+                <w14:ligatures w14:val="none"/>
+              </w:rPr>
+              <w:t>support</w:t>
+            </w:r>
+          </w:p>
+        </w:tc>
+      </w:tr>
+      <w:tr>
+        <w:trPr>
+          <w:trHeight w:val="288"/>
+        </w:trPr>
+        <w:tc>
+          <w:tcPr>
+            <w:tcW w:w="1224" w:type="dxa"/>
+            <w:noWrap/>
+            <w:vAlign w:val="bottom"/>
+            <w:hideMark/>
+          </w:tcPr>
+          <w:p>
+            <w:pPr>
+              <w:spacing w:after="0" w:line="240" w:lineRule="auto"/>
+              <w:rPr>
+                <w:rFonts w:ascii="Calibri" w:eastAsia="Times New Roman" w:hAnsi="Calibri" w:cs="Calibri"/>
+                <w:color w:val="000000"/>
+                <w:kern w:val="0"/>
+                <w:sz w:val="22"/>
+                <w:szCs w:val="22"/>
+                <w14:ligatures w14:val="none"/>
+              </w:rPr>
+            </w:pPr>
+            <w:r>
+              <w:rPr>
+                <w:rFonts w:ascii="Calibri" w:eastAsia="Times New Roman" w:hAnsi="Calibri" w:cs="Calibri"/>
+                <w:color w:val="000000"/>
+                <w:kern w:val="0"/>
+                <w:sz w:val="22"/>
+                <w:szCs w:val="22"/>
+                <w14:ligatures w14:val="none"/>
+              </w:rPr>
+              <w:t>0</w:t>
+            </w:r>
+          </w:p>
+        </w:tc>
+        <w:tc>
+          <w:tcPr>
+            <w:tcW w:w="960" w:type="dxa"/>
+            <w:noWrap/>
+            <w:vAlign w:val="bottom"/>
+            <w:hideMark/>
+          </w:tcPr>
+          <w:p>
+            <w:pPr>
+              <w:spacing w:after="0" w:line="240" w:lineRule="auto"/>
+              <w:jc w:val="right"/>
+              <w:rPr>
+                <w:rFonts w:ascii="Calibri" w:eastAsia="Times New Roman" w:hAnsi="Calibri" w:cs="Calibri"/>
+                <w:color w:val="000000"/>
+                <w:kern w:val="0"/>
+                <w:sz w:val="22"/>
+                <w:szCs w:val="22"/>
+                <w14:ligatures w14:val="none"/>
+              </w:rPr>
+            </w:pPr>
+            <w:r>
+              <w:rPr>
+                <w:rFonts w:ascii="Calibri" w:eastAsia="Times New Roman" w:hAnsi="Calibri" w:cs="Calibri"/>
+                <w:color w:val="000000"/>
+                <w:kern w:val="0"/>
+                <w:sz w:val="22"/>
+                <w:szCs w:val="22"/>
+                <w14:ligatures w14:val="none"/>
+              </w:rPr>
+              <w:t>0.741176</w:t>
+            </w:r>
+          </w:p>
+        </w:tc>
+        <w:tc>
+          <w:tcPr>
+            <w:tcW w:w="960" w:type="dxa"/>
+            <w:noWrap/>
+            <w:vAlign w:val="bottom"/>
+            <w:hideMark/>
+          </w:tcPr>
+          <w:p>
+            <w:pPr>
+              <w:spacing w:after="0" w:line="240" w:lineRule="auto"/>
+              <w:jc w:val="right"/>
+              <w:rPr>
+                <w:rFonts w:ascii="Calibri" w:eastAsia="Times New Roman" w:hAnsi="Calibri" w:cs="Calibri"/>
+                <w:color w:val="000000"/>
+                <w:kern w:val="0"/>
+                <w:sz w:val="22"/>
+                <w:szCs w:val="22"/>
+                <w14:ligatures w14:val="none"/>
+              </w:rPr>
+            </w:pPr>
+            <w:r>
+              <w:rPr>
+                <w:rFonts w:ascii="Calibri" w:eastAsia="Times New Roman" w:hAnsi="Calibri" w:cs="Calibri"/>
+                <w:color w:val="000000"/>
+                <w:kern w:val="0"/>
+                <w:sz w:val="22"/>
+                <w:szCs w:val="22"/>
+                <w14:ligatures w14:val="none"/>
+              </w:rPr>
+              <w:t>0.768293</w:t>
+            </w:r>
+          </w:p>
+        </w:tc>
+        <w:tc>
+          <w:tcPr>
+            <w:tcW w:w="960" w:type="dxa"/>
+            <w:noWrap/>
+            <w:vAlign w:val="bottom"/>
+            <w:hideMark/>
+          </w:tcPr>
+          <w:p>
+            <w:pPr>
+              <w:spacing w:after="0" w:line="240" w:lineRule="auto"/>
+              <w:jc w:val="right"/>
+              <w:rPr>
+                <w:rFonts w:ascii="Calibri" w:eastAsia="Times New Roman" w:hAnsi="Calibri" w:cs="Calibri"/>
+                <w:color w:val="000000"/>
+                <w:kern w:val="0"/>
+                <w:sz w:val="22"/>
+                <w:szCs w:val="22"/>
+                <w14:ligatures w14:val="none"/>
+              </w:rPr>
+            </w:pPr>
+            <w:r>
+              <w:rPr>
+                <w:rFonts w:ascii="Calibri" w:eastAsia="Times New Roman" w:hAnsi="Calibri" w:cs="Calibri"/>
+                <w:color w:val="000000"/>
+                <w:kern w:val="0"/>
+                <w:sz w:val="22"/>
+                <w:szCs w:val="22"/>
+                <w14:ligatures w14:val="none"/>
+              </w:rPr>
+              <w:t>0.754491</w:t>
+            </w:r>
+          </w:p>
+        </w:tc>
+        <w:tc>
+          <w:tcPr>
+            <w:tcW w:w="960" w:type="dxa"/>
+            <w:noWrap/>
+            <w:vAlign w:val="bottom"/>
+            <w:hideMark/>
+          </w:tcPr>
+          <w:p>
+            <w:pPr>
+              <w:spacing w:after="0" w:line="240" w:lineRule="auto"/>
+              <w:jc w:val="right"/>
+              <w:rPr>
+                <w:rFonts w:ascii="Calibri" w:eastAsia="Times New Roman" w:hAnsi="Calibri" w:cs="Calibri"/>
+                <w:color w:val="000000"/>
+                <w:kern w:val="0"/>
+                <w:sz w:val="22"/>
+                <w:szCs w:val="22"/>
+                <w14:ligatures w14:val="none"/>
+              </w:rPr>
+            </w:pPr>
+            <w:r>
+              <w:rPr>
+                <w:rFonts w:ascii="Calibri" w:eastAsia="Times New Roman" w:hAnsi="Calibri" w:cs="Calibri"/>
+                <w:color w:val="000000"/>
+                <w:kern w:val="0"/>
+                <w:sz w:val="22"/>
+                <w:szCs w:val="22"/>
+                <w14:ligatures w14:val="none"/>
+              </w:rPr>
+              <w:t>82</w:t>
+            </w:r>
+          </w:p>
+        </w:tc>
+      </w:tr>
+      <w:tr>
+        <w:trPr>
+          <w:trHeight w:val="288"/>
+        </w:trPr>
+        <w:tc>
+          <w:tcPr>
+            <w:tcW w:w="1224" w:type="dxa"/>
+            <w:noWrap/>
+            <w:vAlign w:val="bottom"/>
+            <w:hideMark/>
+          </w:tcPr>
+          <w:p>
+            <w:pPr>
+              <w:spacing w:after="0" w:line="240" w:lineRule="auto"/>
+              <w:rPr>
+                <w:rFonts w:ascii="Calibri" w:eastAsia="Times New Roman" w:hAnsi="Calibri" w:cs="Calibri"/>
+                <w:color w:val="000000"/>
+                <w:kern w:val="0"/>
+                <w:sz w:val="22"/>
+                <w:szCs w:val="22"/>
+                <w14:ligatures w14:val="none"/>
+              </w:rPr>
+            </w:pPr>
+            <w:r>
+              <w:rPr>
+                <w:rFonts w:ascii="Calibri" w:eastAsia="Times New Roman" w:hAnsi="Calibri" w:cs="Calibri"/>
+                <w:color w:val="000000"/>
+                <w:kern w:val="0"/>
+                <w:sz w:val="22"/>
+                <w:szCs w:val="22"/>
+                <w14:ligatures w14:val="none"/>
+              </w:rPr>
+              <w:t>1</w:t>
+            </w:r>
+          </w:p>
+        </w:tc>
+        <w:tc>
+          <w:tcPr>
+            <w:tcW w:w="960" w:type="dxa"/>
+            <w:noWrap/>
+            <w:vAlign w:val="bottom"/>
+            <w:hideMark/>
+          </w:tcPr>
+          <w:p>
+            <w:pPr>
+              <w:spacing w:after="0" w:line="240" w:lineRule="auto"/>
+              <w:jc w:val="right"/>
+              <w:rPr>
+                <w:rFonts w:ascii="Calibri" w:eastAsia="Times New Roman" w:hAnsi="Calibri" w:cs="Calibri"/>
+                <w:color w:val="000000"/>
+                <w:kern w:val="0"/>
+                <w:sz w:val="22"/>
+                <w:szCs w:val="22"/>
+                <w14:ligatures w14:val="none"/>
+              </w:rPr>
+            </w:pPr>
+            <w:r>
+              <w:rPr>
+                <w:rFonts w:ascii="Calibri" w:eastAsia="Times New Roman" w:hAnsi="Calibri" w:cs="Calibri"/>
+                <w:color w:val="000000"/>
+                <w:kern w:val="0"/>
+                <w:sz w:val="22"/>
+                <w:szCs w:val="22"/>
+                <w14:ligatures w14:val="none"/>
+              </w:rPr>
+              <w:t>0.808081</w:t>
+            </w:r>
+          </w:p>
+        </w:tc>
+        <w:tc>
+          <w:tcPr>
+            <w:tcW w:w="960" w:type="dxa"/>
+            <w:noWrap/>
+            <w:vAlign w:val="bottom"/>
+            <w:hideMark/>
+          </w:tcPr>
+          <w:p>
+            <w:pPr>
+              <w:spacing w:after="0" w:line="240" w:lineRule="auto"/>
+              <w:jc w:val="right"/>
+              <w:rPr>
+                <w:rFonts w:ascii="Calibri" w:eastAsia="Times New Roman" w:hAnsi="Calibri" w:cs="Calibri"/>
+                <w:color w:val="000000"/>
+                <w:kern w:val="0"/>
+                <w:sz w:val="22"/>
+                <w:szCs w:val="22"/>
+                <w14:ligatures w14:val="none"/>
+              </w:rPr>
+            </w:pPr>
+            <w:r>
+              <w:rPr>
+                <w:rFonts w:ascii="Calibri" w:eastAsia="Times New Roman" w:hAnsi="Calibri" w:cs="Calibri"/>
+                <w:color w:val="000000"/>
+                <w:kern w:val="0"/>
+                <w:sz w:val="22"/>
+                <w:szCs w:val="22"/>
+                <w14:ligatures w14:val="none"/>
+              </w:rPr>
+              <w:t>0.784314</w:t>
+            </w:r>
+          </w:p>
+        </w:tc>
+        <w:tc>
+          <w:tcPr>
+            <w:tcW w:w="960" w:type="dxa"/>
+            <w:noWrap/>
+            <w:vAlign w:val="bottom"/>
+            <w:hideMark/>
+          </w:tcPr>
+          <w:p>
+            <w:pPr>
+              <w:spacing w:after="0" w:line="240" w:lineRule="auto"/>
+              <w:jc w:val="right"/>
+              <w:rPr>
+                <w:rFonts w:ascii="Calibri" w:eastAsia="Times New Roman" w:hAnsi="Calibri" w:cs="Calibri"/>
+                <w:color w:val="000000"/>
+                <w:kern w:val="0"/>
+                <w:sz w:val="22"/>
+                <w:szCs w:val="22"/>
+                <w14:ligatures w14:val="none"/>
+              </w:rPr>
+            </w:pPr>
+            <w:r>
+              <w:rPr>
+                <w:rFonts w:ascii="Calibri" w:eastAsia="Times New Roman" w:hAnsi="Calibri" w:cs="Calibri"/>
+                <w:color w:val="000000"/>
+                <w:kern w:val="0"/>
+                <w:sz w:val="22"/>
+                <w:szCs w:val="22"/>
+                <w14:ligatures w14:val="none"/>
+              </w:rPr>
+              <w:t>0.79602</w:t>
+            </w:r>
+          </w:p>
+        </w:tc>
+        <w:tc>
+          <w:tcPr>
+            <w:tcW w:w="960" w:type="dxa"/>
+            <w:noWrap/>
+            <w:vAlign w:val="bottom"/>
+            <w:hideMark/>
+          </w:tcPr>
+          <w:p>
+            <w:pPr>
+              <w:spacing w:after="0" w:line="240" w:lineRule="auto"/>
+              <w:jc w:val="right"/>
+              <w:rPr>
+                <w:rFonts w:ascii="Calibri" w:eastAsia="Times New Roman" w:hAnsi="Calibri" w:cs="Calibri"/>
+                <w:color w:val="000000"/>
+                <w:kern w:val="0"/>
+                <w:sz w:val="22"/>
+                <w:szCs w:val="22"/>
+                <w14:ligatures w14:val="none"/>
+              </w:rPr>
+            </w:pPr>
+            <w:r>
+              <w:rPr>
+                <w:rFonts w:ascii="Calibri" w:eastAsia="Times New Roman" w:hAnsi="Calibri" w:cs="Calibri"/>
+                <w:color w:val="000000"/>
+                <w:kern w:val="0"/>
+                <w:sz w:val="22"/>
+                <w:szCs w:val="22"/>
+                <w14:ligatures w14:val="none"/>
+              </w:rPr>
+              <w:t>102</w:t>
+            </w:r>
+          </w:p>
+        </w:tc>
+      </w:tr>
+      <w:tr>
+        <w:trPr>
+          <w:trHeight w:val="288"/>
+        </w:trPr>
+        <w:tc>
+          <w:tcPr>
+            <w:tcW w:w="1224" w:type="dxa"/>
+            <w:noWrap/>
+            <w:vAlign w:val="bottom"/>
+            <w:hideMark/>
+          </w:tcPr>
+          <w:p>
+            <w:pPr>
+              <w:spacing w:after="0" w:line="240" w:lineRule="auto"/>
+              <w:rPr>
+                <w:rFonts w:ascii="Calibri" w:eastAsia="Times New Roman" w:hAnsi="Calibri" w:cs="Calibri"/>
+                <w:color w:val="000000"/>
+                <w:kern w:val="0"/>
+                <w:sz w:val="22"/>
+                <w:szCs w:val="22"/>
+                <w14:ligatures w14:val="none"/>
+              </w:rPr>
+            </w:pPr>
+            <w:r>
+              <w:rPr>
+                <w:rFonts w:ascii="Calibri" w:eastAsia="Times New Roman" w:hAnsi="Calibri" w:cs="Calibri"/>
+                <w:color w:val="000000"/>
+                <w:kern w:val="0"/>
+                <w:sz w:val="22"/>
+                <w:szCs w:val="22"/>
+                <w14:ligatures w14:val="none"/>
+              </w:rPr>
+              <w:t>accuracy</w:t>
+            </w:r>
+          </w:p>
+        </w:tc>
+        <w:tc>
+          <w:tcPr>
+            <w:tcW w:w="960" w:type="dxa"/>
+            <w:noWrap/>
+            <w:vAlign w:val="bottom"/>
+            <w:hideMark/>
+          </w:tcPr>
+          <w:p>
+            <w:pPr>
+              <w:spacing w:after="0" w:line="240" w:lineRule="auto"/>
+              <w:jc w:val="right"/>
+              <w:rPr>
+                <w:rFonts w:ascii="Calibri" w:eastAsia="Times New Roman" w:hAnsi="Calibri" w:cs="Calibri"/>
+                <w:color w:val="000000"/>
+                <w:kern w:val="0"/>
+                <w:sz w:val="22"/>
+                <w:szCs w:val="22"/>
+                <w14:ligatures w14:val="none"/>
+              </w:rPr>
+            </w:pPr>
+            <w:r>
+              <w:rPr>
+                <w:rFonts w:ascii="Calibri" w:eastAsia="Times New Roman" w:hAnsi="Calibri" w:cs="Calibri"/>
+                <w:color w:val="000000"/>
+                <w:kern w:val="0"/>
+                <w:sz w:val="22"/>
+                <w:szCs w:val="22"/>
+                <w14:ligatures w14:val="none"/>
+              </w:rPr>
+              <w:t>0.777174</w:t>
+            </w:r>
+          </w:p>
+        </w:tc>
+        <w:tc>
+          <w:tcPr>
+            <w:tcW w:w="960" w:type="dxa"/>
+            <w:noWrap/>
+            <w:vAlign w:val="bottom"/>
+            <w:hideMark/>
+          </w:tcPr>
+          <w:p>
+            <w:pPr>
+              <w:spacing w:after="0" w:line="240" w:lineRule="auto"/>
+              <w:jc w:val="right"/>
+              <w:rPr>
+                <w:rFonts w:ascii="Calibri" w:eastAsia="Times New Roman" w:hAnsi="Calibri" w:cs="Calibri"/>
+                <w:color w:val="000000"/>
+                <w:kern w:val="0"/>
+                <w:sz w:val="22"/>
+                <w:szCs w:val="22"/>
+                <w14:ligatures w14:val="none"/>
+              </w:rPr>
+            </w:pPr>
+            <w:r>
+              <w:rPr>
+                <w:rFonts w:ascii="Calibri" w:eastAsia="Times New Roman" w:hAnsi="Calibri" w:cs="Calibri"/>
+                <w:color w:val="000000"/>
+                <w:kern w:val="0"/>
+                <w:sz w:val="22"/>
+                <w:szCs w:val="22"/>
+                <w14:ligatures w14:val="none"/>
+              </w:rPr>
+              <w:t>0.777174</w:t>
+            </w:r>
+          </w:p>
+        </w:tc>
+        <w:tc>
+          <w:tcPr>
+            <w:tcW w:w="960" w:type="dxa"/>
+            <w:noWrap/>
+            <w:vAlign w:val="bottom"/>
+            <w:hideMark/>
+          </w:tcPr>
+          <w:p>
+            <w:pPr>
+              <w:spacing w:after="0" w:line="240" w:lineRule="auto"/>
+              <w:jc w:val="right"/>
+              <w:rPr>
+                <w:rFonts w:ascii="Calibri" w:eastAsia="Times New Roman" w:hAnsi="Calibri" w:cs="Calibri"/>
+                <w:color w:val="000000"/>
+                <w:kern w:val="0"/>
+                <w:sz w:val="22"/>
+                <w:szCs w:val="22"/>
+                <w14:ligatures w14:val="none"/>
+              </w:rPr>
+            </w:pPr>
+            <w:r>
+              <w:rPr>
+                <w:rFonts w:ascii="Calibri" w:eastAsia="Times New Roman" w:hAnsi="Calibri" w:cs="Calibri"/>
+                <w:color w:val="000000"/>
+                <w:kern w:val="0"/>
+                <w:sz w:val="22"/>
+                <w:szCs w:val="22"/>
+                <w14:ligatures w14:val="none"/>
+              </w:rPr>
+              <w:t>0.777174</w:t>
+            </w:r>
+          </w:p>
+        </w:tc>
+        <w:tc>
+          <w:tcPr>
+            <w:tcW w:w="960" w:type="dxa"/>
+            <w:noWrap/>
+            <w:vAlign w:val="bottom"/>
+            <w:hideMark/>
+          </w:tcPr>
+          <w:p>
+            <w:pPr>
+              <w:spacing w:after="0" w:line="240" w:lineRule="auto"/>
+              <w:jc w:val="right"/>
+              <w:rPr>
+                <w:rFonts w:ascii="Calibri" w:eastAsia="Times New Roman" w:hAnsi="Calibri" w:cs="Calibri"/>
+                <w:color w:val="000000"/>
+                <w:kern w:val="0"/>
+                <w:sz w:val="22"/>
+                <w:szCs w:val="22"/>
+                <w14:ligatures w14:val="none"/>
+              </w:rPr>
+            </w:pPr>
+            <w:r>
+              <w:rPr>
+                <w:rFonts w:ascii="Calibri" w:eastAsia="Times New Roman" w:hAnsi="Calibri" w:cs="Calibri"/>
+                <w:color w:val="000000"/>
+                <w:kern w:val="0"/>
+                <w:sz w:val="22"/>
+                <w:szCs w:val="22"/>
+                <w14:ligatures w14:val="none"/>
+              </w:rPr>
+              <w:t>0.777174</w:t>
+            </w:r>
+          </w:p>
+        </w:tc>
+      </w:tr>
+      <w:tr>
+        <w:trPr>
+          <w:trHeight w:val="288"/>
+        </w:trPr>
+        <w:tc>
+          <w:tcPr>
+            <w:tcW w:w="1224" w:type="dxa"/>
+            <w:noWrap/>
+            <w:vAlign w:val="bottom"/>
+            <w:hideMark/>
+          </w:tcPr>
+          <w:p>
+            <w:pPr>
+              <w:spacing w:after="0" w:line="240" w:lineRule="auto"/>
+              <w:rPr>
+                <w:rFonts w:ascii="Calibri" w:eastAsia="Times New Roman" w:hAnsi="Calibri" w:cs="Calibri"/>
+                <w:color w:val="000000"/>
+                <w:kern w:val="0"/>
+                <w:sz w:val="22"/>
+                <w:szCs w:val="22"/>
+                <w14:ligatures w14:val="none"/>
+              </w:rPr>
+            </w:pPr>
+            <w:r>
+              <w:rPr>
+                <w:rFonts w:ascii="Calibri" w:eastAsia="Times New Roman" w:hAnsi="Calibri" w:cs="Calibri"/>
+                <w:color w:val="000000"/>
+                <w:kern w:val="0"/>
+                <w:sz w:val="22"/>
+                <w:szCs w:val="22"/>
+                <w14:ligatures w14:val="none"/>
+              </w:rPr>
+              <w:t>macro avg</w:t>
+            </w:r>
+          </w:p>
+        </w:tc>
+        <w:tc>
+          <w:tcPr>
+            <w:tcW w:w="960" w:type="dxa"/>
+            <w:noWrap/>
+            <w:vAlign w:val="bottom"/>
+            <w:hideMark/>
+          </w:tcPr>
+          <w:p>
+            <w:pPr>
+              <w:spacing w:after="0" w:line="240" w:lineRule="auto"/>
+              <w:jc w:val="right"/>
+              <w:rPr>
+                <w:rFonts w:ascii="Calibri" w:eastAsia="Times New Roman" w:hAnsi="Calibri" w:cs="Calibri"/>
+                <w:color w:val="000000"/>
+                <w:kern w:val="0"/>
+                <w:sz w:val="22"/>
+                <w:szCs w:val="22"/>
+                <w14:ligatures w14:val="none"/>
+              </w:rPr>
+            </w:pPr>
+            <w:r>
+              <w:rPr>
+                <w:rFonts w:ascii="Calibri" w:eastAsia="Times New Roman" w:hAnsi="Calibri" w:cs="Calibri"/>
+                <w:color w:val="000000"/>
+                <w:kern w:val="0"/>
+                <w:sz w:val="22"/>
+                <w:szCs w:val="22"/>
+                <w14:ligatures w14:val="none"/>
+              </w:rPr>
+              <w:t>0.774629</w:t>
+            </w:r>
+          </w:p>
+        </w:tc>
+        <w:tc>
+          <w:tcPr>
+            <w:tcW w:w="960" w:type="dxa"/>
+            <w:noWrap/>
+            <w:vAlign w:val="bottom"/>
+            <w:hideMark/>
+          </w:tcPr>
+          <w:p>
+            <w:pPr>
+              <w:spacing w:after="0" w:line="240" w:lineRule="auto"/>
+              <w:jc w:val="right"/>
+              <w:rPr>
+                <w:rFonts w:ascii="Calibri" w:eastAsia="Times New Roman" w:hAnsi="Calibri" w:cs="Calibri"/>
+                <w:color w:val="000000"/>
+                <w:kern w:val="0"/>
+                <w:sz w:val="22"/>
+                <w:szCs w:val="22"/>
+                <w14:ligatures w14:val="none"/>
+              </w:rPr>
+            </w:pPr>
+            <w:r>
+              <w:rPr>
+                <w:rFonts w:ascii="Calibri" w:eastAsia="Times New Roman" w:hAnsi="Calibri" w:cs="Calibri"/>
+                <w:color w:val="000000"/>
+                <w:kern w:val="0"/>
+                <w:sz w:val="22"/>
+                <w:szCs w:val="22"/>
+                <w14:ligatures w14:val="none"/>
+              </w:rPr>
+              <w:t>0.776303</w:t>
+            </w:r>
+          </w:p>
+        </w:tc>
+        <w:tc>
+          <w:tcPr>
+            <w:tcW w:w="960" w:type="dxa"/>
+            <w:noWrap/>
+            <w:vAlign w:val="bottom"/>
+            <w:hideMark/>
+          </w:tcPr>
+          <w:p>
+            <w:pPr>
+              <w:spacing w:after="0" w:line="240" w:lineRule="auto"/>
+              <w:jc w:val="right"/>
+              <w:rPr>
+                <w:rFonts w:ascii="Calibri" w:eastAsia="Times New Roman" w:hAnsi="Calibri" w:cs="Calibri"/>
+                <w:color w:val="000000"/>
+                <w:kern w:val="0"/>
+                <w:sz w:val="22"/>
+                <w:szCs w:val="22"/>
+                <w14:ligatures w14:val="none"/>
+              </w:rPr>
+            </w:pPr>
+            <w:r>
+              <w:rPr>
+                <w:rFonts w:ascii="Calibri" w:eastAsia="Times New Roman" w:hAnsi="Calibri" w:cs="Calibri"/>
+                <w:color w:val="000000"/>
+                <w:kern w:val="0"/>
+                <w:sz w:val="22"/>
+                <w:szCs w:val="22"/>
+                <w14:ligatures w14:val="none"/>
+              </w:rPr>
+              <w:t>0.775255</w:t>
+            </w:r>
+          </w:p>
+        </w:tc>
+        <w:tc>
+          <w:tcPr>
+            <w:tcW w:w="960" w:type="dxa"/>
+            <w:noWrap/>
+            <w:vAlign w:val="bottom"/>
+            <w:hideMark/>
+          </w:tcPr>
+          <w:p>
+            <w:pPr>
+              <w:spacing w:after="0" w:line="240" w:lineRule="auto"/>
+              <w:jc w:val="right"/>
+              <w:rPr>
+                <w:rFonts w:ascii="Calibri" w:eastAsia="Times New Roman" w:hAnsi="Calibri" w:cs="Calibri"/>
+                <w:color w:val="000000"/>
+                <w:kern w:val="0"/>
+                <w:sz w:val="22"/>
+                <w:szCs w:val="22"/>
+                <w14:ligatures w14:val="none"/>
+              </w:rPr>
+            </w:pPr>
+            <w:r>
+              <w:rPr>
+                <w:rFonts w:ascii="Calibri" w:eastAsia="Times New Roman" w:hAnsi="Calibri" w:cs="Calibri"/>
+                <w:color w:val="000000"/>
+                <w:kern w:val="0"/>
+                <w:sz w:val="22"/>
+                <w:szCs w:val="22"/>
+                <w14:ligatures w14:val="none"/>
+              </w:rPr>
+              <w:t>184</w:t>
+            </w:r>
+          </w:p>
+        </w:tc>
+      </w:tr>
+      <w:tr>
+        <w:trPr>
+          <w:trHeight w:val="288"/>
+        </w:trPr>
+        <w:tc>
+          <w:tcPr>
+            <w:tcW w:w="1224" w:type="dxa"/>
+            <w:noWrap/>
+            <w:vAlign w:val="bottom"/>
+            <w:hideMark/>
+          </w:tcPr>
+          <w:p>
+            <w:pPr>
+              <w:spacing w:after="0" w:line="240" w:lineRule="auto"/>
+              <w:rPr>
+                <w:rFonts w:ascii="Calibri" w:eastAsia="Times New Roman" w:hAnsi="Calibri" w:cs="Calibri"/>
+                <w:color w:val="000000"/>
+                <w:kern w:val="0"/>
+                <w:sz w:val="22"/>
+                <w:szCs w:val="22"/>
+                <w14:ligatures w14:val="none"/>
+              </w:rPr>
+            </w:pPr>
+            <w:r>
+              <w:rPr>
+                <w:rFonts w:ascii="Calibri" w:eastAsia="Times New Roman" w:hAnsi="Calibri" w:cs="Calibri"/>
+                <w:color w:val="000000"/>
+                <w:kern w:val="0"/>
+                <w:sz w:val="22"/>
+                <w:szCs w:val="22"/>
+                <w14:ligatures w14:val="none"/>
+              </w:rPr>
+              <w:t>weighted avg</w:t>
+            </w:r>
+          </w:p>
+        </w:tc>
+        <w:tc>
+          <w:tcPr>
+            <w:tcW w:w="960" w:type="dxa"/>
+            <w:noWrap/>
+            <w:vAlign w:val="bottom"/>
+            <w:hideMark/>
+          </w:tcPr>
+          <w:p>
+            <w:pPr>
+              <w:spacing w:after="0" w:line="240" w:lineRule="auto"/>
+              <w:jc w:val="right"/>
+              <w:rPr>
+                <w:rFonts w:ascii="Calibri" w:eastAsia="Times New Roman" w:hAnsi="Calibri" w:cs="Calibri"/>
+                <w:color w:val="000000"/>
+                <w:kern w:val="0"/>
+                <w:sz w:val="22"/>
+                <w:szCs w:val="22"/>
+                <w14:ligatures w14:val="none"/>
+              </w:rPr>
+            </w:pPr>
+            <w:r>
+              <w:rPr>
+                <w:rFonts w:ascii="Calibri" w:eastAsia="Times New Roman" w:hAnsi="Calibri" w:cs="Calibri"/>
+                <w:color w:val="000000"/>
+                <w:kern w:val="0"/>
+                <w:sz w:val="22"/>
+                <w:szCs w:val="22"/>
+                <w14:ligatures w14:val="none"/>
+              </w:rPr>
+              <w:t>0.778265</w:t>
+            </w:r>
+          </w:p>
+        </w:tc>
+        <w:tc>
+          <w:tcPr>
+            <w:tcW w:w="960" w:type="dxa"/>
+            <w:noWrap/>
+            <w:vAlign w:val="bottom"/>
+            <w:hideMark/>
+          </w:tcPr>
+          <w:p>
+            <w:pPr>
+              <w:spacing w:after="0" w:line="240" w:lineRule="auto"/>
+              <w:jc w:val="right"/>
+              <w:rPr>
+                <w:rFonts w:ascii="Calibri" w:eastAsia="Times New Roman" w:hAnsi="Calibri" w:cs="Calibri"/>
+                <w:color w:val="000000"/>
+                <w:kern w:val="0"/>
+                <w:sz w:val="22"/>
+                <w:szCs w:val="22"/>
+                <w14:ligatures w14:val="none"/>
+              </w:rPr>
+            </w:pPr>
+            <w:r>
+              <w:rPr>
+                <w:rFonts w:ascii="Calibri" w:eastAsia="Times New Roman" w:hAnsi="Calibri" w:cs="Calibri"/>
+                <w:color w:val="000000"/>
+                <w:kern w:val="0"/>
+                <w:sz w:val="22"/>
+                <w:szCs w:val="22"/>
+                <w14:ligatures w14:val="none"/>
+              </w:rPr>
+              <w:t>0.777174</w:t>
+            </w:r>
+          </w:p>
+        </w:tc>
+        <w:tc>
+          <w:tcPr>
+            <w:tcW w:w="960" w:type="dxa"/>
+            <w:noWrap/>
+            <w:vAlign w:val="bottom"/>
+            <w:hideMark/>
+          </w:tcPr>
+          <w:p>
+            <w:pPr>
+              <w:spacing w:after="0" w:line="240" w:lineRule="auto"/>
+              <w:jc w:val="right"/>
+              <w:rPr>
+                <w:rFonts w:ascii="Calibri" w:eastAsia="Times New Roman" w:hAnsi="Calibri" w:cs="Calibri"/>
+                <w:color w:val="000000"/>
+                <w:kern w:val="0"/>
+                <w:sz w:val="22"/>
+                <w:szCs w:val="22"/>
+                <w14:ligatures w14:val="none"/>
+              </w:rPr>
+            </w:pPr>
+            <w:r>
+              <w:rPr>
+                <w:rFonts w:ascii="Calibri" w:eastAsia="Times New Roman" w:hAnsi="Calibri" w:cs="Calibri"/>
+                <w:color w:val="000000"/>
+                <w:kern w:val="0"/>
+                <w:sz w:val="22"/>
+                <w:szCs w:val="22"/>
+                <w14:ligatures w14:val="none"/>
+              </w:rPr>
+              <w:t>0.777512</w:t>
+            </w:r>
+          </w:p>
+        </w:tc>
+        <w:tc>
+          <w:tcPr>
+            <w:tcW w:w="960" w:type="dxa"/>
+            <w:noWrap/>
+            <w:vAlign w:val="bottom"/>
+            <w:hideMark/>
+          </w:tcPr>
+          <w:p>
+            <w:pPr>
+              <w:spacing w:after="0" w:line="240" w:lineRule="auto"/>
+              <w:jc w:val="right"/>
+              <w:rPr>
+                <w:rFonts w:ascii="Calibri" w:eastAsia="Times New Roman" w:hAnsi="Calibri" w:cs="Calibri"/>
+                <w:color w:val="000000"/>
+                <w:kern w:val="0"/>
+                <w:sz w:val="22"/>
+                <w:szCs w:val="22"/>
+                <w14:ligatures w14:val="none"/>
+              </w:rPr>
+            </w:pPr>
+            <w:r>
+              <w:rPr>
+                <w:rFonts w:ascii="Calibri" w:eastAsia="Times New Roman" w:hAnsi="Calibri" w:cs="Calibri"/>
+                <w:color w:val="000000"/>
+                <w:kern w:val="0"/>
+                <w:sz w:val="22"/>
+                <w:szCs w:val="22"/>
+                <w14:ligatures w14:val="none"/>
+              </w:rPr>
+              <w:t>184</w:t>
+            </w:r>
+          </w:p>
+        </w:tc>
+      </w:tr>
+    </w:tbl>
+    <w:p/>
+    <w:p>
+      <w:r>
+        <w:t>Confusion Matrix</w:t>
+      </w:r>
+    </w:p>
+    <w:tbl>
+      <w:tblPr>
+        <w:tblW w:w="8460" w:type="dxa"/>
+        <w:tblBorders>
+          <w:top w:val="single" w:sz="4" w:space="0" w:color="auto"/>
+          <w:left w:val="single" w:sz="4" w:space="0" w:color="auto"/>
+          <w:bottom w:val="single" w:sz="4" w:space="0" w:color="auto"/>
+          <w:right w:val="single" w:sz="4" w:space="0" w:color="auto"/>
+          <w:insideH w:val="single" w:sz="4" w:space="0" w:color="auto"/>
+          <w:insideV w:val="single" w:sz="4" w:space="0" w:color="auto"/>
+        </w:tblBorders>
+        <w:tblLook w:val="04A0" w:firstRow="1" w:lastRow="0" w:firstColumn="1" w:lastColumn="0" w:noHBand="0" w:noVBand="1"/>
+      </w:tblPr>
+      <w:tblGrid>
+        <w:gridCol w:w="2740"/>
+        <w:gridCol w:w="3040"/>
+        <w:gridCol w:w="2680"/>
+      </w:tblGrid>
+      <w:tr>
+        <w:trPr>
+          <w:trHeight w:val="288"/>
+        </w:trPr>
+        <w:tc>
+          <w:tcPr>
+            <w:tcW w:w="2740" w:type="dxa"/>
+            <w:noWrap/>
+            <w:vAlign w:val="bottom"/>
+            <w:hideMark/>
+          </w:tcPr>
+          <w:p>
+            <w:pPr>
+              <w:spacing w:after="0" w:line="240" w:lineRule="auto"/>
+              <w:rPr>
+                <w:rFonts w:ascii="Times New Roman" w:eastAsia="Times New Roman" w:hAnsi="Times New Roman" w:cs="Times New Roman"/>
+                <w:kern w:val="0"/>
+                <w14:ligatures w14:val="none"/>
+              </w:rPr>
+            </w:pPr>
+          </w:p>
+        </w:tc>
+        <w:tc>
+          <w:tcPr>
+            <w:tcW w:w="3040" w:type="dxa"/>
+            <w:noWrap/>
+            <w:vAlign w:val="bottom"/>
+            <w:hideMark/>
+          </w:tcPr>
+          <w:p>
+            <w:pPr>
+              <w:spacing w:after="0" w:line="240" w:lineRule="auto"/>
+              <w:rPr>
+                <w:rFonts w:ascii="Calibri" w:eastAsia="Times New Roman" w:hAnsi="Calibri" w:cs="Calibri"/>
+                <w:color w:val="000000"/>
+                <w:kern w:val="0"/>
+                <w:sz w:val="22"/>
+                <w:szCs w:val="22"/>
+                <w14:ligatures w14:val="none"/>
+              </w:rPr>
+            </w:pPr>
+            <w:r>
+              <w:rPr>
+                <w:rFonts w:ascii="Calibri" w:eastAsia="Times New Roman" w:hAnsi="Calibri" w:cs="Calibri"/>
+                <w:color w:val="000000"/>
+                <w:kern w:val="0"/>
+                <w:sz w:val="22"/>
+                <w:szCs w:val="22"/>
+                <w14:ligatures w14:val="none"/>
+              </w:rPr>
+              <w:t>Predicted Disease Not Present</w:t>
+            </w:r>
+          </w:p>
+        </w:tc>
+        <w:tc>
+          <w:tcPr>
+            <w:tcW w:w="2680" w:type="dxa"/>
+            <w:noWrap/>
+            <w:vAlign w:val="bottom"/>
+            <w:hideMark/>
+          </w:tcPr>
+          <w:p>
+            <w:pPr>
+              <w:spacing w:after="0" w:line="240" w:lineRule="auto"/>
+              <w:rPr>
+                <w:rFonts w:ascii="Calibri" w:eastAsia="Times New Roman" w:hAnsi="Calibri" w:cs="Calibri"/>
+                <w:color w:val="000000"/>
+                <w:kern w:val="0"/>
+                <w:sz w:val="22"/>
+                <w:szCs w:val="22"/>
+                <w14:ligatures w14:val="none"/>
+              </w:rPr>
+            </w:pPr>
+            <w:r>
+              <w:rPr>
+                <w:rFonts w:ascii="Calibri" w:eastAsia="Times New Roman" w:hAnsi="Calibri" w:cs="Calibri"/>
+                <w:color w:val="000000"/>
+                <w:kern w:val="0"/>
+                <w:sz w:val="22"/>
+                <w:szCs w:val="22"/>
+                <w14:ligatures w14:val="none"/>
+              </w:rPr>
+              <w:t>Predicted Disease Present</w:t>
+            </w:r>
+          </w:p>
+        </w:tc>
+      </w:tr>
+      <w:tr>
+        <w:trPr>
+          <w:trHeight w:val="288"/>
+        </w:trPr>
+        <w:tc>
+          <w:tcPr>
+            <w:tcW w:w="2740" w:type="dxa"/>
+            <w:noWrap/>
+            <w:vAlign w:val="bottom"/>
+            <w:hideMark/>
+          </w:tcPr>
+          <w:p>
+            <w:pPr>
+              <w:spacing w:after="0" w:line="240" w:lineRule="auto"/>
+              <w:rPr>
+                <w:rFonts w:ascii="Calibri" w:eastAsia="Times New Roman" w:hAnsi="Calibri" w:cs="Calibri"/>
+                <w:color w:val="000000"/>
+                <w:kern w:val="0"/>
+                <w:sz w:val="22"/>
+                <w:szCs w:val="22"/>
+                <w14:ligatures w14:val="none"/>
+              </w:rPr>
+            </w:pPr>
+            <w:r>
+              <w:rPr>
+                <w:rFonts w:ascii="Calibri" w:eastAsia="Times New Roman" w:hAnsi="Calibri" w:cs="Calibri"/>
+                <w:color w:val="000000"/>
+                <w:kern w:val="0"/>
+                <w:sz w:val="22"/>
+                <w:szCs w:val="22"/>
+                <w14:ligatures w14:val="none"/>
+              </w:rPr>
+              <w:t>Actual Disease Not Present</w:t>
+            </w:r>
+          </w:p>
+        </w:tc>
+        <w:tc>
+          <w:tcPr>
+            <w:tcW w:w="3040" w:type="dxa"/>
+            <w:noWrap/>
+            <w:vAlign w:val="bottom"/>
+            <w:hideMark/>
+          </w:tcPr>
+          <w:p>
+            <w:pPr>
+              <w:spacing w:after="0" w:line="240" w:lineRule="auto"/>
+              <w:jc w:val="center"/>
+              <w:rPr>
+                <w:rFonts w:ascii="Calibri" w:eastAsia="Times New Roman" w:hAnsi="Calibri" w:cs="Calibri"/>
+                <w:color w:val="000000"/>
+                <w:kern w:val="0"/>
+                <w:sz w:val="22"/>
+                <w:szCs w:val="22"/>
+                <w14:ligatures w14:val="none"/>
+              </w:rPr>
+            </w:pPr>
+            <w:r>
+              <w:rPr>
+                <w:rFonts w:ascii="Calibri" w:eastAsia="Times New Roman" w:hAnsi="Calibri" w:cs="Calibri"/>
+                <w:color w:val="000000"/>
+                <w:kern w:val="0"/>
+                <w:sz w:val="22"/>
+                <w:szCs w:val="22"/>
+                <w14:ligatures w14:val="none"/>
+              </w:rPr>
+              <w:t>63</w:t>
+            </w:r>
+          </w:p>
+        </w:tc>
+        <w:tc>
+          <w:tcPr>
+            <w:tcW w:w="2680" w:type="dxa"/>
+            <w:noWrap/>
+            <w:vAlign w:val="bottom"/>
+            <w:hideMark/>
+          </w:tcPr>
+          <w:p>
+            <w:pPr>
+              <w:spacing w:after="0" w:line="240" w:lineRule="auto"/>
+              <w:jc w:val="center"/>
+              <w:rPr>
+                <w:rFonts w:ascii="Calibri" w:eastAsia="Times New Roman" w:hAnsi="Calibri" w:cs="Calibri"/>
+                <w:color w:val="000000"/>
+                <w:kern w:val="0"/>
+                <w:sz w:val="22"/>
+                <w:szCs w:val="22"/>
+                <w14:ligatures w14:val="none"/>
+              </w:rPr>
+            </w:pPr>
+            <w:r>
+              <w:rPr>
+                <w:rFonts w:ascii="Calibri" w:eastAsia="Times New Roman" w:hAnsi="Calibri" w:cs="Calibri"/>
+                <w:color w:val="000000"/>
+                <w:kern w:val="0"/>
+                <w:sz w:val="22"/>
+                <w:szCs w:val="22"/>
+                <w14:ligatures w14:val="none"/>
+              </w:rPr>
+              <w:t>19</w:t>
+            </w:r>
+          </w:p>
+        </w:tc>
+      </w:tr>
+      <w:tr>
+        <w:trPr>
+          <w:trHeight w:val="288"/>
+        </w:trPr>
+        <w:tc>
+          <w:tcPr>
+            <w:tcW w:w="2740" w:type="dxa"/>
+            <w:noWrap/>
+            <w:vAlign w:val="bottom"/>
+            <w:hideMark/>
+          </w:tcPr>
+          <w:p>
+            <w:pPr>
+              <w:spacing w:after="0" w:line="240" w:lineRule="auto"/>
+              <w:rPr>
+                <w:rFonts w:ascii="Calibri" w:eastAsia="Times New Roman" w:hAnsi="Calibri" w:cs="Calibri"/>
+                <w:color w:val="000000"/>
+                <w:kern w:val="0"/>
+                <w:sz w:val="22"/>
+                <w:szCs w:val="22"/>
+                <w14:ligatures w14:val="none"/>
+              </w:rPr>
+            </w:pPr>
+            <w:r>
+              <w:rPr>
+                <w:rFonts w:ascii="Calibri" w:eastAsia="Times New Roman" w:hAnsi="Calibri" w:cs="Calibri"/>
+                <w:color w:val="000000"/>
+                <w:kern w:val="0"/>
+                <w:sz w:val="22"/>
+                <w:szCs w:val="22"/>
+                <w14:ligatures w14:val="none"/>
+              </w:rPr>
+              <w:t>Actual Disease Present</w:t>
+            </w:r>
+          </w:p>
+        </w:tc>
+        <w:tc>
+          <w:tcPr>
+            <w:tcW w:w="3040" w:type="dxa"/>
+            <w:noWrap/>
+            <w:vAlign w:val="bottom"/>
+            <w:hideMark/>
+          </w:tcPr>
+          <w:p>
+            <w:pPr>
+              <w:spacing w:after="0" w:line="240" w:lineRule="auto"/>
+              <w:jc w:val="center"/>
+              <w:rPr>
+                <w:rFonts w:ascii="Calibri" w:eastAsia="Times New Roman" w:hAnsi="Calibri" w:cs="Calibri"/>
+                <w:color w:val="000000"/>
+                <w:kern w:val="0"/>
+                <w:sz w:val="22"/>
+                <w:szCs w:val="22"/>
+                <w14:ligatures w14:val="none"/>
+              </w:rPr>
+            </w:pPr>
+            <w:r>
+              <w:rPr>
+                <w:rFonts w:ascii="Calibri" w:eastAsia="Times New Roman" w:hAnsi="Calibri" w:cs="Calibri"/>
+                <w:color w:val="000000"/>
+                <w:kern w:val="0"/>
+                <w:sz w:val="22"/>
+                <w:szCs w:val="22"/>
+                <w14:ligatures w14:val="none"/>
+              </w:rPr>
+              <w:t>22</w:t>
+            </w:r>
+          </w:p>
+        </w:tc>
+        <w:tc>
+          <w:tcPr>
+            <w:tcW w:w="2680" w:type="dxa"/>
+            <w:noWrap/>
+            <w:vAlign w:val="bottom"/>
+            <w:hideMark/>
+          </w:tcPr>
+          <w:p>
+            <w:pPr>
+              <w:spacing w:after="0" w:line="240" w:lineRule="auto"/>
+              <w:jc w:val="center"/>
+              <w:rPr>
+                <w:rFonts w:ascii="Calibri" w:eastAsia="Times New Roman" w:hAnsi="Calibri" w:cs="Calibri"/>
+                <w:color w:val="000000"/>
+                <w:kern w:val="0"/>
+                <w:sz w:val="22"/>
+                <w:szCs w:val="22"/>
+                <w14:ligatures w14:val="none"/>
+              </w:rPr>
+            </w:pPr>
+            <w:r>
+              <w:rPr>
+                <w:rFonts w:ascii="Calibri" w:eastAsia="Times New Roman" w:hAnsi="Calibri" w:cs="Calibri"/>
+                <w:color w:val="000000"/>
+                <w:kern w:val="0"/>
+                <w:sz w:val="22"/>
+                <w:szCs w:val="22"/>
+                <w14:ligatures w14:val="none"/>
+              </w:rPr>
+              <w:t>80</w:t>
+            </w:r>
+          </w:p>
+        </w:tc>
+      </w:tr>
+    </w:tbl>
+    <w:p/>
+    <w:p>
+      <w:r>
+        <w:tab/>
+        <w:t xml:space="preserve">The model performed markedly worse on the </w:t>
+      </w:r>
+      <w:r>
+        <w:t>test</w:t>
+      </w:r>
+      <w:r>
+        <w:t xml:space="preserve"> set with noticeable differences across all metrics.</w:t>
+      </w:r>
+      <w:r>
+        <w:t xml:space="preserve"> I believe this reflects well on the initial hypothesis set forth. Heart disease data is never cut and dry, and although we stratified the </w:t>
+      </w:r>
+      <w:r>
+        <w:t>train, dev, and test sets to balance label distribution, it would be impossibl</w:t>
+      </w:r>
+      <w:r>
+        <w:t xml:space="preserve">e and </w:t>
+      </w:r>
+      <w:r>
+        <w:t>counterintuitive to the machine learning process</w:t>
+      </w:r>
+      <w:r>
+        <w:t xml:space="preserve"> to stratify the diversity of the training set</w:t>
+      </w:r>
+      <w:r>
+        <w:t xml:space="preserve">. In other words, </w:t>
+      </w:r>
+      <w:r>
+        <w:t xml:space="preserve">heart disease is incredibly complex, some factors causing it in one set of data may be completely different to </w:t>
+      </w:r>
+      <w:r>
+        <w:t xml:space="preserve">factors in another. Many factors that may not be accounted for in the dataset may be present in one portion and not others. The model can only give it’s best prediction given the features within the </w:t>
+      </w:r>
+      <w:r>
+        <w:t xml:space="preserve">set that it has, if there are things that </w:t>
+      </w:r>
+      <w:r>
+        <w:t>affect</w:t>
+      </w:r>
+      <w:r>
+        <w:t xml:space="preserve"> the label outside of those features it will produce incorrect answers.</w:t>
+      </w:r>
+    </w:p>
+    <w:p/>
+    <w:p/>
+    <w:p/>
+    <w:p>
+      <w:pPr>
+        <w:jc w:val="center"/>
+        <w:rPr>
+          <w:b/>
+          <w:bCs/>
+          <w:sz w:val="32"/>
+          <w:szCs w:val="32"/>
+        </w:rPr>
+      </w:pPr>
+      <w:r>
+        <w:rPr>
+          <w:b/>
+          <w:bCs/>
+          <w:sz w:val="32"/>
+          <w:szCs w:val="32"/>
+        </w:rPr>
+        <w:lastRenderedPageBreak/>
+        <w:t>Ablation</w:t>
+      </w:r>
+      <w:r>
+        <w:rPr>
+          <w:b/>
+          <w:bCs/>
+          <w:sz w:val="32"/>
+          <w:szCs w:val="32"/>
+        </w:rPr>
+        <w:t xml:space="preserve"> Test</w:t>
+      </w:r>
+    </w:p>
+    <w:p>
+      <w:r>
+        <w:rPr>
+          <w:sz w:val="32"/>
+          <w:szCs w:val="32"/>
+        </w:rPr>
+        <w:tab/>
+      </w:r>
+      <w:r>
+        <w:t xml:space="preserve">For the Ablation Test I parsed the training set to the model in 10% increments to see if there was any significant correlation between the amount of data given to the model and the </w:t>
+      </w:r>
+      <w:r>
+        <w:t>model f1 score.</w:t>
+      </w:r>
+      <w:r>
+        <w:t xml:space="preserve"> The f1 score demonstrates a harmonic mean between the precision and recall of a model</w:t>
+      </w:r>
+      <w:r>
+        <w:t>. High f1 scores point to a model that has great precision, or able to correctly flag positive labels,</w:t>
+      </w:r>
+      <w:r>
+        <w:t xml:space="preserve"> and great recall, or out of all the positive cases </w:t>
+      </w:r>
+      <w:r>
+        <w:t xml:space="preserve">it flagged most of them. A low f1 score points to the opposite case in either one or </w:t>
+      </w:r>
+      <w:r>
+        <w:t>both categories</w:t>
+      </w:r>
+      <w:r>
+        <w:t>.</w:t>
+      </w:r>
+      <w:r>
+        <w:t xml:space="preserve"> The following is a plot of the f1 scores versus the amount of training data given to the model before predicting the label:</w:t>
+      </w:r>
+    </w:p>
+    <w:p>
+      <w:r>
+        <w:drawing>
+          <wp:inline distT="0" distB="0" distL="0" distR="0" wp14:anchorId="78B8C3BB" wp14:editId="6339C78E">
+            <wp:extent cx="5572125" cy="4324350"/>
+            <wp:effectExtent l="0" t="0" r="9525" b="0"/>
+            <wp:docPr id="1097982174" name="Picture 1"/>
+            <wp:cNvGraphicFramePr>
+              <a:graphicFrameLocks xmlns:a="http://schemas.openxmlformats.org/drawingml/2006/main" noChangeAspect="1"/>
+            </wp:cNvGraphicFramePr>
+            <a:graphic xmlns:a="http://schemas.openxmlformats.org/drawingml/2006/main">
+              <a:graphicData uri="http://schemas.openxmlformats.org/drawingml/2006/picture">
+                <pic:pic xmlns:pic="http://schemas.openxmlformats.org/drawingml/2006/picture">
+                  <pic:nvPicPr>
+                    <pic:cNvPr id="1097982174" name=""/>
+                    <pic:cNvPicPr/>
+                  </pic:nvPicPr>
+                  <pic:blipFill>
+                    <a:blip r:embed="rId6"/>
+                    <a:stretch>
+                      <a:fillRect/>
+                    </a:stretch>
+                  </pic:blipFill>
+                  <pic:spPr>
+                    <a:xfrm>
+                      <a:off x="0" y="0"/>
+                      <a:ext cx="5572125" cy="4324350"/>
+                    </a:xfrm>
+                    <a:prstGeom prst="rect">
+                      <a:avLst/>
+                    </a:prstGeom>
+                  </pic:spPr>
+                </pic:pic>
+              </a:graphicData>
+            </a:graphic>
+          </wp:inline>
+        </w:drawing>
+      </w:r>
+    </w:p>
+    <w:p>
+      <w:r>
+        <w:tab/>
+        <w:t xml:space="preserve">Upon reviewing the </w:t>
+      </w:r>
+      <w:r>
+        <w:t>chart,</w:t>
+      </w:r>
+      <w:r>
+        <w:t xml:space="preserve"> we can see that there is no direct correlation between</w:t>
+      </w:r>
+      <w:r>
+        <w:t xml:space="preserve"> the amount of training data given to the model and it’s predictions against the </w:t>
+      </w:r>
+      <w:proofErr w:type="spellStart"/>
+      <w:r>
+        <w:t>dev_set</w:t>
+      </w:r>
+      <w:proofErr w:type="spellEnd"/>
+      <w:r>
+        <w:t>. Intuitively one would believe “the more data we give the model the more accurate the model will be.” When in</w:t>
+      </w:r>
+      <w:r>
+        <w:t xml:space="preserve"> fact the chart shows some of the best </w:t>
+      </w:r>
+      <w:r>
+        <w:t>performances</w:t>
+      </w:r>
+      <w:r>
+        <w:t xml:space="preserve"> happened when only </w:t>
+      </w:r>
+      <w:r>
+        <w:t>20%</w:t>
+      </w:r>
+      <w:r>
+        <w:t xml:space="preserve"> of the data was given to the model. I think this again points </w:t>
+      </w:r>
+      <w:r>
+        <w:t>to</w:t>
+      </w:r>
+      <w:r>
+        <w:t xml:space="preserve"> some confounding variable</w:t>
+      </w:r>
+      <w:r>
+        <w:t>s</w:t>
+      </w:r>
+      <w:r>
+        <w:t xml:space="preserve"> that are not included into the </w:t>
+      </w:r>
+      <w:r>
+        <w:t xml:space="preserve">feature set when it comes to heart disease. While at some portions of the training </w:t>
+      </w:r>
+      <w:r>
+        <w:t>set,</w:t>
+      </w:r>
+      <w:r>
+        <w:t xml:space="preserve"> we may have included portions of the </w:t>
+      </w:r>
+      <w:r>
+        <w:lastRenderedPageBreak/>
+        <w:t xml:space="preserve">data in which the features were great indicators of the label, adding more </w:t>
+      </w:r>
+      <w:r>
+        <w:t>instances to the training set may have had more confounding undocumented circumstances that led to the degradation of the models f1</w:t>
+      </w:r>
+      <w:r>
+        <w:t xml:space="preserve"> score</w:t>
+      </w:r>
+      <w:r>
+        <w:t>.</w:t>
+      </w:r>
+    </w:p>
+    <w:p>
+      <w:pPr>
+        <w:jc w:val="center"/>
+        <w:rPr>
+          <w:b/>
+          <w:bCs/>
+          <w:sz w:val="32"/>
+          <w:szCs w:val="32"/>
+        </w:rPr>
+      </w:pPr>
+      <w:r>
+        <w:rPr>
+          <w:b/>
+          <w:bCs/>
+          <w:sz w:val="32"/>
+          <w:szCs w:val="32"/>
+        </w:rPr>
+        <w:t>Discussion</w:t>
+      </w:r>
+    </w:p>
+    <w:p>
+      <w:pPr>
+        <w:jc w:val="center"/>
+        <w:rPr>
+          <w:i/>
+          <w:iCs/>
+        </w:rPr>
+      </w:pPr>
+      <w:r>
+        <w:rPr>
+          <w:i/>
+          <w:iCs/>
+        </w:rPr>
+        <w:t>The assignment</w:t>
+      </w:r>
+      <w:r>
+        <w:rPr>
+          <w:i/>
+          <w:iCs/>
+        </w:rPr>
+        <w:t xml:space="preserve"> presents topics to cover at a minimum, throughout the project all items </w:t>
+      </w:r>
+      <w:r>
+        <w:rPr>
+          <w:i/>
+          <w:iCs/>
+        </w:rPr>
+        <w:t xml:space="preserve">listed </w:t>
+      </w:r>
+      <w:r>
+        <w:rPr>
+          <w:i/>
+          <w:iCs/>
+        </w:rPr>
+        <w:t>have been thoroughly discussed and vetted. Instead</w:t>
+      </w:r>
+      <w:r>
+        <w:rPr>
+          <w:i/>
+          <w:iCs/>
+        </w:rPr>
+        <w:t>,</w:t>
+      </w:r>
+      <w:r>
+        <w:rPr>
+          <w:i/>
+          <w:iCs/>
+        </w:rPr>
+        <w:t xml:space="preserve"> for</w:t>
+      </w:r>
+      <w:r>
+        <w:rPr>
+          <w:i/>
+          <w:iCs/>
+        </w:rPr>
+        <w:t xml:space="preserve"> the</w:t>
+      </w:r>
+      <w:r>
+        <w:rPr>
+          <w:i/>
+          <w:iCs/>
+        </w:rPr>
+        <w:t xml:space="preserve"> discussion</w:t>
+      </w:r>
+      <w:r>
+        <w:rPr>
+          <w:i/>
+          <w:iCs/>
+        </w:rPr>
+        <w:t xml:space="preserve"> portion,</w:t>
+      </w:r>
+      <w:r>
+        <w:rPr>
+          <w:i/>
+          <w:iCs/>
+        </w:rPr>
+        <w:t xml:space="preserve"> I would like to revisit </w:t>
+      </w:r>
+      <w:r>
+        <w:rPr>
+          <w:i/>
+          <w:iCs/>
+        </w:rPr>
+        <w:t>the employment of such an algorithm in a real world setting.</w:t>
+      </w:r>
+    </w:p>
+    <w:p>
+      <w:r>
+        <w:tab/>
+        <w:t xml:space="preserve">One of the most interesting parts of the assignment to me is the thought behind whether I would </w:t>
+      </w:r>
+      <w:r>
+        <w:t xml:space="preserve">implement this Model into the process flow </w:t>
+      </w:r>
+      <w:r>
+        <w:t xml:space="preserve">of the business if I was running a hospital. To gain further insights into the philosophy of implementation I started to parallel </w:t>
+      </w:r>
+      <w:r>
+        <w:t xml:space="preserve">the instance with my own </w:t>
+      </w:r>
+      <w:r>
+        <w:t xml:space="preserve">experience in a manufacturing environment. I had started to train a machine learning algorithm </w:t>
+      </w:r>
+      <w:r>
+        <w:t>on Machining information and status in an attempt to correctly guess when I machine was going to encounter a fault or crash.</w:t>
+      </w:r>
+      <w:r>
+        <w:t xml:space="preserve"> Very quickly it was obvious that no matter how much data I gave the model</w:t>
+      </w:r>
+      <w:r>
+        <w:t xml:space="preserve"> it was never going to be 100% accurate.</w:t>
+      </w:r>
+      <w:r>
+        <w:t xml:space="preserve"> </w:t>
+      </w:r>
+      <w:r>
+        <w:t>The most important take away f</w:t>
+      </w:r>
+      <w:r>
+        <w:t>ro</w:t>
+      </w:r>
+      <w:r>
+        <w:t xml:space="preserve">m the project wasn’t the accuracy, precision, recall, or f1 score of the model, it was the perspective of each individual who would be subjected to it. </w:t>
+      </w:r>
+      <w:r>
+        <w:t xml:space="preserve">The owner of the business versus the machinist running the job would have vastly different viewpoints. While a machinist would be more apt to never trust </w:t>
+      </w:r>
+      <w:r>
+        <w:t xml:space="preserve">algorithm due to the amount of false reading causing instances of work being disrupted while True Positive reading being VERY few and far in between, the business owner would see the cost </w:t>
+      </w:r>
+      <w:r>
+        <w:t xml:space="preserve">savings </w:t>
+      </w:r>
+      <w:r>
+        <w:t xml:space="preserve">of True Positive detection </w:t>
+      </w:r>
+      <w:r>
+        <w:t>very advantageous and want to employ the model immediately and not care about it’s erroneous False Positives.</w:t>
+      </w:r>
+      <w:r>
+        <w:t xml:space="preserve"> Multiple False Positives and one very </w:t>
+      </w:r>
+      <w:r>
+        <w:t>irregular True positive cost the machinist great time and effort but save the business owner lots of money,</w:t>
+      </w:r>
+      <w:r>
+        <w:t xml:space="preserve"> an absence of the model means </w:t>
+      </w:r>
+      <w:r>
+        <w:t>only one instance of great time and effort from the machinist but extreme loss of money to the business owner.</w:t>
+      </w:r>
+    </w:p>
+    <w:p>
+      <w:r>
+        <w:tab/>
+      </w:r>
+      <w:r>
+        <w:t xml:space="preserve">To bring the example into the context </w:t>
+      </w:r>
+      <w:r>
+        <w:t>of the heart disease example we can first and foremost take a quick look at the viewpoint of a patient: They would never want you to employ the algorithm</w:t>
+      </w:r>
+      <w:r>
+        <w:t xml:space="preserve"> because they would never want their heart disease misdiagnosed due to False Negatives and lack of oversight. The patient would not care in the slightest about the </w:t>
+      </w:r>
+      <w:r>
+        <w:t>profit of the hospital.</w:t>
+      </w:r>
+    </w:p>
+    <w:p>
+      <w:r>
+        <w:tab/>
+      </w:r>
+    </w:p>
+    <w:p/>
+    <w:p/>
+    <w:p>
+      <w:pPr>
+        <w:ind w:firstLine="360"/>
+      </w:pPr>
+      <w:r>
+        <w:lastRenderedPageBreak/>
+        <w:t>The CEO of the hospital</w:t>
+      </w:r>
+      <w:r>
+        <w:t>’</w:t>
+      </w:r>
+      <w:r>
+        <w:t xml:space="preserve">s perspective on the other hand is not so cut and dry, in my mind it breaks down to 3 </w:t>
+      </w:r>
+      <w:r>
+        <w:t xml:space="preserve">options: </w:t>
+      </w:r>
+    </w:p>
+    <w:p>
+      <w:pPr>
+        <w:pStyle w:val="ListParagraph"/>
+        <w:numPr>
+          <w:ilvl w:val="0"/>
+          <w:numId w:val="1"/>
+        </w:numPr>
+      </w:pPr>
+      <w:r>
+        <w:t>Employ the model blindly</w:t>
+      </w:r>
+    </w:p>
+    <w:p>
+      <w:pPr>
+        <w:pStyle w:val="ListParagraph"/>
+        <w:numPr>
+          <w:ilvl w:val="0"/>
+          <w:numId w:val="1"/>
+        </w:numPr>
+      </w:pPr>
+      <w:r>
+        <w:t>Employ the model with oversight</w:t>
+      </w:r>
+    </w:p>
+    <w:p>
+      <w:pPr>
+        <w:pStyle w:val="ListParagraph"/>
+        <w:numPr>
+          <w:ilvl w:val="0"/>
+          <w:numId w:val="1"/>
+        </w:numPr>
+      </w:pPr>
+      <w:r>
+        <w:t>Do not employ the model at all</w:t>
+      </w:r>
+    </w:p>
+    <w:p>
+      <w:pPr>
+        <w:ind w:firstLine="360"/>
+      </w:pPr>
+      <w:r>
+        <w:t xml:space="preserve">Option 1 is interesting because the sole purpose of the model would be to reduce the cost involved in diagnosing heart disease. I would be very interested to see the </w:t>
+      </w:r>
+      <w:r>
+        <w:t xml:space="preserve">actuary’s calculations from the malpractice </w:t>
+      </w:r>
+      <w:r>
+        <w:t xml:space="preserve">risk </w:t>
+      </w:r>
+      <w:r>
+        <w:t xml:space="preserve">balance to decide if not having doctor’s review the </w:t>
+      </w:r>
+      <w:r>
+        <w:t>model’s</w:t>
+      </w:r>
+      <w:r>
+        <w:t xml:space="preserve"> classifications</w:t>
+      </w:r>
+      <w:r>
+        <w:t xml:space="preserve"> would indeed make up the cost of the impending lawsuits from previously mentioned patients.</w:t>
+      </w:r>
+      <w:r>
+        <w:t xml:space="preserve"> Sadly</w:t>
+      </w:r>
+      <w:r>
+        <w:t>,</w:t>
+      </w:r>
+      <w:r>
+        <w:t xml:space="preserve"> I think I may be unpleasantly surprised that such a calculation would in fact happen and surely there is a dollar amount associated with such matters.</w:t>
+      </w:r>
+    </w:p>
+    <w:p>
+      <w:pPr>
+        <w:ind w:firstLine="360"/>
+      </w:pPr>
+      <w:r>
+        <w:t xml:space="preserve">Option 2 is probably the most interesting because it begs the question: How would you know which </w:t>
+      </w:r>
+      <w:r>
+        <w:t>one’s</w:t>
+      </w:r>
+      <w:r>
+        <w:t xml:space="preserve"> classifications to review and which ones not to?</w:t>
+      </w:r>
+      <w:r>
+        <w:t xml:space="preserve"> It almost goes back to the patient perspective that every single instance would have to be </w:t>
+      </w:r>
+      <w:r>
+        <w:t xml:space="preserve">reviewed. You wouldn’t want people receiving heart disease treatment </w:t>
+      </w:r>
+      <w:r>
+        <w:t xml:space="preserve">who didn’t need it, and most certainly you wouldn’t want people who need the treatment not getting it. </w:t>
+      </w:r>
+      <w:r>
+        <w:t xml:space="preserve">This option could maybe be optimized with large datasets and confidence intervals in the model overtime, but at best you could only ever get an answer of it being optimal to check </w:t>
+      </w:r>
+      <w:r>
+        <w:t>say 1 out of every 50 classifications, and you are certain to get many instances that fall through the cracks.</w:t>
+      </w:r>
+    </w:p>
+    <w:p>
+      <w:pPr>
+        <w:ind w:firstLine="360"/>
+      </w:pPr>
+      <w:r>
+        <w:t>Option 3 is kind of funny really</w:t>
+      </w:r>
+      <w:r>
+        <w:t>, from the very beginning we knew we could never develop a model that could 100% accurately classify heart diseas</w:t>
+      </w:r>
+      <w:r>
+        <w:t xml:space="preserve">e, and practically all </w:t>
+      </w:r>
+      <w:r>
+        <w:t xml:space="preserve">people can </w:t>
+      </w:r>
+      <w:r>
+        <w:t>agree that  0 amount of failure is acceptable</w:t>
+      </w:r>
+      <w:r>
+        <w:t xml:space="preserve"> from a humanitarian standpoint</w:t>
+      </w:r>
+      <w:r>
+        <w:t xml:space="preserve">, why did we </w:t>
+      </w:r>
+      <w:r>
+        <w:t>run the experiment at all?</w:t>
+      </w:r>
+      <w:r>
+        <w:t xml:space="preserve"> Even if at bare minimum we had the doctor’s review cases in which the models confidence was very low, even the mere suggestion of a positive or negative result from the model would work to </w:t>
+      </w:r>
+      <w:r>
+        <w:t xml:space="preserve">bias the </w:t>
+      </w:r>
+      <w:r>
+        <w:t>doctor’s</w:t>
+      </w:r>
+      <w:r>
+        <w:t xml:space="preserve"> judgment who is reviewing the data. The model itself could do </w:t>
+      </w:r>
+      <w:r>
+        <w:t xml:space="preserve">way </w:t>
+      </w:r>
+      <w:r>
+        <w:t>more harm than good depending on which standpoint you look at it</w:t>
+      </w:r>
+      <w:r>
+        <w:t>.</w:t>
+      </w:r>
+    </w:p>
+    <w:p>
+      <w:pPr>
+        <w:ind w:firstLine="360"/>
+      </w:pPr>
+    </w:p>
+    <w:p/>
+    <w:p/>
     <w:sectPr>
       <w:pgSz w:w="12240" w:h="15840"/>
       <w:pgMar w:top="1440" w:right="1440" w:bottom="1440" w:left="1440" w:header="720" w:footer="720" w:gutter="0"/>
@@ -25530,6 +27372,103 @@
     </w:sectPr>
   </w:body>
 </w:document>
+</file>
+
+<file path=word/numbering.xml><?xml version="1.0" encoding="utf-8"?>
+<w:numbering xmlns:wpc="http://schemas.microsoft.com/office/word/2010/wordprocessingCanvas" xmlns:cx="http://schemas.microsoft.com/office/drawing/2014/chartex" xmlns:cx1="http://schemas.microsoft.com/office/drawing/2015/9/8/chartex" xmlns:cx2="http://schemas.microsoft.com/office/drawing/2015/10/21/chartex" xmlns:cx3="http://schemas.microsoft.com/office/drawing/2016/5/9/chartex" xmlns:cx4="http://schemas.microsoft.com/office/drawing/2016/5/10/chartex" xmlns:cx5="http://schemas.microsoft.com/office/drawing/2016/5/11/chartex" xmlns:cx6="http://schemas.microsoft.com/office/drawing/2016/5/12/chartex" xmlns:cx7="http://schemas.microsoft.com/office/drawing/2016/5/13/chartex" xmlns:cx8="http://schemas.microsoft.com/office/drawing/2016/5/14/chartex" xmlns:mc="http://schemas.openxmlformats.org/markup-compatibility/2006" xmlns:aink="http://schemas.microsoft.com/office/drawing/2016/ink" xmlns:am3d="http://schemas.microsoft.com/office/drawing/2017/model3d" xmlns:o="urn:schemas-microsoft-com:office:office" xmlns:oel="http://schemas.microsoft.com/office/2019/extlst" xmlns:r="http://schemas.openxmlformats.org/officeDocument/2006/relationships" xmlns:m="http://schemas.openxmlformats.org/officeDocument/2006/math" xmlns:v="urn:schemas-microsoft-com:vml" xmlns:wp14="http://schemas.microsoft.com/office/word/2010/wordprocessingDrawing" xmlns:wp="http://schemas.openxmlformats.org/drawingml/2006/wordprocessingDrawing" xmlns:w10="urn:schemas-microsoft-com:office:word" xmlns:w="http://schemas.openxmlformats.org/wordprocessingml/2006/main" xmlns:w14="http://schemas.microsoft.com/office/word/2010/wordml" xmlns:w15="http://schemas.microsoft.com/office/word/2012/wordml" xmlns:w16cex="http://schemas.microsoft.com/office/word/2018/wordml/cex" xmlns:w16cid="http://schemas.microsoft.com/office/word/2016/wordml/cid" xmlns:w16="http://schemas.microsoft.com/office/word/2018/wordml" xmlns:w16du="http://schemas.microsoft.com/office/word/2023/wordml/word16du" xmlns:w16sdtdh="http://schemas.microsoft.com/office/word/2020/wordml/sdtdatahash" xmlns:w16sdtfl="http://schemas.microsoft.com/office/word/2024/wordml/sdtformatlock" xmlns:w16se="http://schemas.microsoft.com/office/word/2015/wordml/symex" xmlns:wpg="http://schemas.microsoft.com/office/word/2010/wordprocessingGroup" xmlns:wpi="http://schemas.microsoft.com/office/word/2010/wordprocessingInk" xmlns:wne="http://schemas.microsoft.com/office/word/2006/wordml" xmlns:wps="http://schemas.microsoft.com/office/word/2010/wordprocessingShape" mc:Ignorable="w14 w15 w16se w16cid w16 w16cex w16sdtdh w16sdtfl w16du wp14">
+  <w:abstractNum w:abstractNumId="0" w15:restartNumberingAfterBreak="0">
+    <w:nsid w:val="74844B07"/>
+    <w:multiLevelType w:val="hybridMultilevel"/>
+    <w:tmpl w:val="C11E4606"/>
+    <w:lvl w:ilvl="0" w:tplc="0409000F">
+      <w:start w:val="1"/>
+      <w:numFmt w:val="decimal"/>
+      <w:lvlText w:val="%1."/>
+      <w:lvlJc w:val="left"/>
+      <w:pPr>
+        <w:ind w:left="720" w:hanging="360"/>
+      </w:pPr>
+      <w:rPr>
+        <w:rFonts w:hint="default"/>
+      </w:rPr>
+    </w:lvl>
+    <w:lvl w:ilvl="1" w:tplc="04090019" w:tentative="1">
+      <w:start w:val="1"/>
+      <w:numFmt w:val="lowerLetter"/>
+      <w:lvlText w:val="%2."/>
+      <w:lvlJc w:val="left"/>
+      <w:pPr>
+        <w:ind w:left="1440" w:hanging="360"/>
+      </w:pPr>
+    </w:lvl>
+    <w:lvl w:ilvl="2" w:tplc="0409001B" w:tentative="1">
+      <w:start w:val="1"/>
+      <w:numFmt w:val="lowerRoman"/>
+      <w:lvlText w:val="%3."/>
+      <w:lvlJc w:val="right"/>
+      <w:pPr>
+        <w:ind w:left="2160" w:hanging="180"/>
+      </w:pPr>
+    </w:lvl>
+    <w:lvl w:ilvl="3" w:tplc="0409000F" w:tentative="1">
+      <w:start w:val="1"/>
+      <w:numFmt w:val="decimal"/>
+      <w:lvlText w:val="%4."/>
+      <w:lvlJc w:val="left"/>
+      <w:pPr>
+        <w:ind w:left="2880" w:hanging="360"/>
+      </w:pPr>
+    </w:lvl>
+    <w:lvl w:ilvl="4" w:tplc="04090019" w:tentative="1">
+      <w:start w:val="1"/>
+      <w:numFmt w:val="lowerLetter"/>
+      <w:lvlText w:val="%5."/>
+      <w:lvlJc w:val="left"/>
+      <w:pPr>
+        <w:ind w:left="3600" w:hanging="360"/>
+      </w:pPr>
+    </w:lvl>
+    <w:lvl w:ilvl="5" w:tplc="0409001B" w:tentative="1">
+      <w:start w:val="1"/>
+      <w:numFmt w:val="lowerRoman"/>
+      <w:lvlText w:val="%6."/>
+      <w:lvlJc w:val="right"/>
+      <w:pPr>
+        <w:ind w:left="4320" w:hanging="180"/>
+      </w:pPr>
+    </w:lvl>
+    <w:lvl w:ilvl="6" w:tplc="0409000F" w:tentative="1">
+      <w:start w:val="1"/>
+      <w:numFmt w:val="decimal"/>
+      <w:lvlText w:val="%7."/>
+      <w:lvlJc w:val="left"/>
+      <w:pPr>
+        <w:ind w:left="5040" w:hanging="360"/>
+      </w:pPr>
+    </w:lvl>
+    <w:lvl w:ilvl="7" w:tplc="04090019" w:tentative="1">
+      <w:start w:val="1"/>
+      <w:numFmt w:val="lowerLetter"/>
+      <w:lvlText w:val="%8."/>
+      <w:lvlJc w:val="left"/>
+      <w:pPr>
+        <w:ind w:left="5760" w:hanging="360"/>
+      </w:pPr>
+    </w:lvl>
+    <w:lvl w:ilvl="8" w:tplc="0409001B" w:tentative="1">
+      <w:start w:val="1"/>
+      <w:numFmt w:val="lowerRoman"/>
+      <w:lvlText w:val="%9."/>
+      <w:lvlJc w:val="right"/>
+      <w:pPr>
+        <w:ind w:left="6480" w:hanging="180"/>
+      </w:pPr>
+    </w:lvl>
+  </w:abstractNum>
+  <w:num w:numId="1" w16cid:durableId="1711103244">
+    <w:abstractNumId w:val="0"/>
+  </w:num>
+</w:numbering>
 </file>
 
 <file path=word/styles.xml><?xml version="1.0" encoding="utf-8"?>
@@ -26135,6 +28074,7 @@
   <w:style w:type="character" w:default="1" w:styleId="DefaultParagraphFont">
     <w:name w:val="Default Paragraph Font"/>
     <w:uiPriority w:val="1"/>
+    <w:semiHidden/>
     <w:unhideWhenUsed/>
   </w:style>
   <w:style w:type="table" w:default="1" w:styleId="TableNormal">
